--- a/themes/theme-5/theme 5 draft.docx
+++ b/themes/theme-5/theme 5 draft.docx
@@ -2765,7 +2765,7 @@
         <w:rPr>
           <w:color w:val="000000"/>
         </w:rPr>
-        <w:t>После удаления волос дайте коже восстановиться: носите свободное бельё и не наносите спиртовые лосьоны или ароматизированные средства. Не повторяйте процедуру, пока раздражение полностью не исчезнет. Нарастающая боль, отёк, гнойнички, распространяющееся покраснение или сочетание раздражения с необычными выделениями требуют выяснить причину, а не начинать лечение кандидоза наугад (о кандидозе и других причинах зуда — в разделе 5.13).</w:t>
+        <w:t>После удаления волос дайте коже восстановиться: носите свободное бельё и не наносите спиртовые лосьоны или ароматизированные средства. Не повторяйте процедуру, пока раздражение полностью не исчезнет. Нарастающая боль, отёк, гнойнички, распространяющееся покраснение или сочетание раздражения с необычными выделениями требуют выяснить причину, а не начинать лечение кандидоза (молочницы) наугад (о кандидозе и других причинах зуда — в разделе 5.13).</w:t>
       </w:r>
     </w:p>
     <w:p>
@@ -3765,7 +3765,7 @@
         <w:rPr>
           <w:color w:val="000000"/>
         </w:rPr>
-        <w:t>Белые густые или творожистые выделения вместе с выраженным зудом и покраснением бывают при кандидозе. Сероватые выделения с новым резким запахом могут встречаться при бактериальном вагинозе. Жёлтые или зеленоватые выделения, боль и жжение при мочеиспускании могут сопровождать другие инфекции, в том числе передаваемые половым путём. Эти сочетания помогают понять, что нужна проверка, но не заменяют диагноз. Даже если в прошлом симптомы выглядели похоже, причина в текущий раз может оказаться другой.</w:t>
+        <w:t>Белые густые или творожистые выделения вместе с выраженным зудом и покраснением бывают при кандидозе (молочнице). Сероватые выделения с новым резким запахом могут встречаться при бактериальном вагинозе. Жёлтые или зеленоватые выделения, боль и жжение при мочеиспускании могут сопровождать другие инфекции, в том числе передаваемые половым путём. Эти сочетания помогают понять, что нужна проверка, но не заменяют диагноз. Даже если в прошлом симптомы выглядели похоже, причина в текущий раз может оказаться другой.</w:t>
       </w:r>
     </w:p>
     <w:p>

--- a/themes/theme-5/theme 5 draft.docx
+++ b/themes/theme-5/theme 5 draft.docx
@@ -390,6 +390,15 @@
       </w:pPr>
       <w:r>
         <w:rPr/>
+        <w:t>Когда выпадение требует оценки</w:t>
+      </w:r>
+    </w:p>
+    <w:p>
+      <w:pPr>
+        <w:pStyle w:val="Основной текст B"/>
+      </w:pPr>
+      <w:r>
+        <w:rPr/>
         <w:t>Окрашивание и другие процедуры</w:t>
       </w:r>
     </w:p>
@@ -406,15 +415,6 @@
       <w:pPr>
         <w:pStyle w:val="Основной текст B"/>
       </w:pPr>
-      <w:r>
-        <w:rPr/>
-        <w:t>Когда выпадение требует оценки</w:t>
-      </w:r>
-    </w:p>
-    <w:p>
-      <w:pPr>
-        <w:pStyle w:val="Основной текст B"/>
-      </w:pPr>
     </w:p>
     <w:p>
       <w:pPr>
@@ -684,6 +684,15 @@
       </w:pPr>
       <w:r>
         <w:rPr/>
+        <w:t>pH и маркировка</w:t>
+      </w:r>
+    </w:p>
+    <w:p>
+      <w:pPr>
+        <w:pStyle w:val="Основной текст B"/>
+      </w:pPr>
+      <w:r>
+        <w:rPr/>
         <w:t>Чего не должно делать средство</w:t>
       </w:r>
     </w:p>
@@ -709,15 +718,6 @@
       <w:pPr>
         <w:pStyle w:val="Основной текст B"/>
       </w:pPr>
-      <w:r>
-        <w:rPr/>
-        <w:t>pH и маркировка</w:t>
-      </w:r>
-    </w:p>
-    <w:p>
-      <w:pPr>
-        <w:pStyle w:val="Основной текст B"/>
-      </w:pPr>
     </w:p>
     <w:p>
       <w:pPr>
@@ -975,18 +975,6 @@
     <w:p>
       <w:pPr>
         <w:pStyle w:val="Основной текст A"/>
-        <w:spacing w:after="210"/>
-      </w:pPr>
-      <w:r>
-        <w:rPr>
-          <w:color w:val="000000"/>
-        </w:rPr>
-        <w:t>Список «разрешённых марок» быстро устаревает: составы меняются, а одно и то же действующее вещество встречается и в косметике, и в лекарствах. Надёжнее сначала определить задачу средства, затем проверить активные компоненты и понять, остаётся ли это обычным уходом или уже требует совета врача.</w:t>
-      </w:r>
-    </w:p>
-    <w:p>
-      <w:pPr>
-        <w:pStyle w:val="Основной текст A"/>
         <w:spacing w:after="105" w:before="315"/>
       </w:pPr>
       <w:r>
@@ -1035,7 +1023,7 @@
         <w:rPr>
           <w:color w:val="000000"/>
         </w:rPr>
-        <w:t>Кожа — не просто внешняя оболочка. Её верхний слой вместе с кожным салом и липидами образует защитный барьер: он удерживает влагу и ограничивает контакт более глубоких тканей с раздражителями и микроорганизмами. Во время беременности на состояние кожи одновременно влияют гормональные изменения, кровообращение, растяжение тканей, потоотделение и её индивидуальные особенности. Поэтому у двух женщин на одном сроке изменения могут быть противоположными.</w:t>
+        <w:t>Кожа — не просто оболочка. Её верхний слой вместе с кожным салом и липидами образует защитный барьер: он удерживает влагу и ограничивает контакт более глубоких тканей с раздражителями и микроорганизмами. Во время беременности на состояние кожи одновременно влияют гормональные изменения, кровообращение, растяжение тканей, потоотделение и её индивидуальные особенности. Поэтому у двух женщин на одном сроке изменения могут быть противоположными.</w:t>
       </w:r>
     </w:p>
     <w:p>
@@ -1073,7 +1061,7 @@
         <w:rPr>
           <w:color w:val="000000"/>
         </w:rPr>
-        <w:t>У других женщин активнее работают сальные железы. Лицо и кожа головы быстрее становятся жирными, поры закупориваются — это комедоны, — и могут появиться воспалительные элементы. Это не означает, что коже не хватает очищения. Частое обезжиривание способно вызвать раздражение, но не устраняет причину повышенной жирности. Уход приходится подстраивать по реакции кожи: мягко очищать её и не добавлять сразу несколько активных средств.</w:t>
+        <w:t>У других женщин активнее работают сальные железы. Лицо и кожа головы быстрее становятся жирными, поры закупориваются — это комедоны, — и могут появиться воспалительные элементы. Это не означает, что коже не хватает очищения. Частое обезжиривание способно вызвать раздражение, но не устраняет причину повышенной жирности. Уход подстраивают по реакции кожи: очищают её мягко и не добавляют сразу несколько активных средств.</w:t>
       </w:r>
     </w:p>
     <w:p>
@@ -1187,19 +1175,31 @@
         <w:rPr>
           <w:color w:val="000000"/>
         </w:rPr>
-        <w:t>Потоотделение нередко усиливается, а в складках под грудью, животом и в паху влажность сочетается с трением. Кожа может краснеть, щипать и мокнуть. В такой ситуации нужно не усиленное «обеззараживание», а уменьшение влажности и трения: после мытья аккуратно промокайте кожу, меняйте влажную одежду и выбирайте бельё, которое не давит и пропускает воздух. Не наносите друг на друга жирный крем, тальк и антисептик: такая смесь может удерживать влагу и дополнительно раздражать кожу. Яркое болезненное покраснение, трещины, гнойное отделяемое, неприятный запах или распространение воспаления требуют осмотра — эти признаки могут быть связаны не только с потливостью.</w:t>
-      </w:r>
-    </w:p>
-    <w:p>
-      <w:pPr>
-        <w:pStyle w:val="Основной текст A"/>
-        <w:spacing w:after="210"/>
-      </w:pPr>
-      <w:r>
-        <w:rPr>
-          <w:color w:val="000000"/>
-        </w:rPr>
-        <w:t>После душа и после того, как вспотели, просушивайте складку до конца. Пока внутри остаётся влага, раздражение возвращается, чем бы вы кожу ни мазали. Складку под животом или под грудью, до которой трудно дотянуться полотенцем, можно досушить феном на холодном воздухе. Когда коже нужна защита, наносите одно барьерное средство. Несколько средств подряд образуют плёнку, которая удерживает влагу, — поэтому и не работает сочетание крема, талька и антисептика. Если складка сухая, трение уменьшено, а покраснение держится или растёт, лечение подбирают по причине: она бывает грибковой, бактериальной или воспалительной, и средства в этих случаях разные. Причину устанавливает врач. DermNet</w:t>
+        <w:t>Потоотделение нередко усиливается, а в складках под грудью, животом и в паху влажность сочетается с трением. Кожа может краснеть, щипать и мокнуть. В такой ситуации нужно не усиленное «обеззараживание», а уменьшение влажности и трения: после мытья аккуратно промокайте кожу, меняйте влажную одежду и выбирайте бельё, которое не давит и пропускает воздух. Яркое болезненное покраснение, трещины, гнойное отделяемое, неприятный запах или распространение воспаления требуют осмотра — эти признаки могут быть связаны не только с потливостью.</w:t>
+      </w:r>
+    </w:p>
+    <w:p>
+      <w:pPr>
+        <w:pStyle w:val="Основной текст A"/>
+        <w:spacing w:after="210"/>
+      </w:pPr>
+      <w:r>
+        <w:rPr>
+          <w:color w:val="000000"/>
+        </w:rPr>
+        <w:t>После душа и после того, как вспотели, просушивайте складку до конца. Пока внутри остаётся влага, раздражение возвращается, чем бы вы кожу ни мазали. Складку под животом или под грудью, до которой трудно дотянуться полотенцем, можно досушить феном на холодном воздухе. Когда коже нужна защита, наносите одно барьерное средство. Если наносить один поверх другого жирный крем, тальк и антисептик, получается плёнка, которая удерживает влагу и может дополнительно раздражать кожу. Поэтому такое сочетание и не работает. Если складка сухая, трение уменьшено, а покраснение держится или растёт, лечение подбирают по причине: она бывает грибковой, бактериальной или воспалительной, и средства в этих случаях разные. Причину устанавливает врач. DermNet</w:t>
+      </w:r>
+    </w:p>
+    <w:p>
+      <w:pPr>
+        <w:pStyle w:val="Основной текст A"/>
+        <w:spacing w:after="210"/>
+      </w:pPr>
+      <w:r>
+        <w:rPr>
+          <w:color w:val="8B0000"/>
+        </w:rPr>
+        <w:t>[ОТ РЕДАКТОРА: вопрос, с которым читательница пойдёт в поисковик, — можно ли при усилившейся потливости пользоваться антиперспирантом (соли алюминия). В приложенных источниках ответа нет; MotherToBaby (Cosmetics, 02.01.2026) перечисляет антиперспиранты среди косметики, но отдельно их не разбирает. Вывод не подставлен. Нужен источник или ответ врача-рецензента.]</w:t>
       </w:r>
     </w:p>
     <w:p>
@@ -1459,7 +1459,7 @@
         <w:rPr>
           <w:color w:val="000000"/>
         </w:rPr>
-        <w:t>Отдельного внимания требует сильный или стойкий зуд без первичной сыпи, особенно если он затрагивает ладони и подошвы, становится заметнее вечером или ночью и нарушает сон. Расчёсы на коже могут появиться позднее, но это след зуда, а не та сыпь, с которой он начался. Такая картина бывает при внутрипечёночном холестазе беременности — состоянии, при котором меняется работа печени и в крови могут повышаться желчные кислоты.</w:t>
+        <w:t>Особенно насторожить должен сильный или стойкий зуд без первичной сыпи, особенно если он затрагивает ладони и подошвы, становится заметнее вечером или ночью и нарушает сон. Расчёсы на коже могут появиться позднее, но это след зуда, а не та сыпь, с которой он начался. Такая картина бывает при внутрипечёночном холестазе беременности — состоянии, при котором меняется работа печени и в крови могут повышаться желчные кислоты.</w:t>
       </w:r>
     </w:p>
     <w:p>
@@ -1483,7 +1483,7 @@
         <w:rPr>
           <w:color w:val="000000"/>
         </w:rPr>
-        <w:t>Пока идёт ожидание приёма и результата анализа, зуд можно облегчать. Наружные смягчающие средства — эмоленты, в том числе с ментолом, — уменьшают дискомфорт. Работают они с ощущением: уровень желчных кислот от них не меняется, анализ они не отменяют. Поэтому кремом пользуются, не откладывая при этом ни визит, ни обследование; предупреждение ниже касается попытки обойтись одним кремом неделями. Антигистаминные препараты при этом состоянии подбирает врач. RCOG</w:t>
+        <w:t>Пока идёт ожидание приёма и результата анализа, зуд можно облегчать. Наружные смягчающие средства — эмоленты, в том числе с ментолом, — уменьшают дискомфорт. Работают они с ощущением: уровень желчных кислот от них не меняется, анализ они не отменяют. Поэтому кремом пользуются, не откладывая при этом ни визит, ни обследование. Опасно не облегчать зуд, а неделями обходиться одним кремом вместо анализа. Антигистаминные препараты при этом состоянии подбирает врач. RCOG</w:t>
       </w:r>
     </w:p>
     <w:p>
@@ -1557,7 +1557,7 @@
         <w:rPr>
           <w:color w:val="000000"/>
         </w:rPr>
-        <w:t>Кроме того, при холестазе выше вероятность родов раньше 37 недель. Поэтому врач смотрит на конкретное значение и срок, а не на то, насколько сильно чешется.</w:t>
+        <w:t>Кроме того, при холестазе выше вероятность родов раньше 37 недель. Повышенный уровень желчных кислот может делать мышцу матки чувствительнее к сигналам, запускающим схватки; по российским рекомендациям, преждевременные роды при холестазе встречаются в 12–44 % случаев. Поэтому врач смотрит на конкретное значение и срок, а не на то, насколько сильно чешется. Клинические рекомендации РФ, 2024</w:t>
       </w:r>
     </w:p>
     <w:p>
@@ -1655,6 +1655,30 @@
         <w:rPr>
           <w:color w:val="8B0000"/>
         </w:rPr>
+        <w:t>[ОТ РЕДАКТОРА: требуется точная метрика, в источниках отсутствует. «Более срочная оценка» не говорит читательнице, что делать: звонить в тот же день, ехать в приёмное отделение или вызывать скорую. Срок нужен от врача-рецензента.]</w:t>
+      </w:r>
+    </w:p>
+    <w:p>
+      <w:pPr>
+        <w:pStyle w:val="Основной текст A"/>
+        <w:spacing w:after="210"/>
+      </w:pPr>
+      <w:r>
+        <w:rPr>
+          <w:color w:val="8B0000"/>
+        </w:rPr>
+        <w:t>[ОТ РЕДАКТОРА: вопрос, с которым читательница пойдёт в поисковик, — чем лечат холестаз. В главе лечение не упомянуто, кроме облегчения зуда кремом и антигистаминных по назначению. Лекарственная часть по источникам не сверялась, поэтому фраза о лечении без решения врача-рецензента не добавлена. Предлагаю одно предложение: лечение, если оно нужно, назначает врач, и оно не заменяет наблюдения и анализов.]</w:t>
+      </w:r>
+    </w:p>
+    <w:p>
+      <w:pPr>
+        <w:pStyle w:val="Основной текст A"/>
+        <w:spacing w:after="210"/>
+      </w:pPr>
+      <w:r>
+        <w:rPr>
+          <w:color w:val="8B0000"/>
+        </w:rPr>
         <w:t>[ПРОВЕРИТЬ] интервал повторного анализа (каждые одну-две недели) внесён 22.09.2026 по вторичному источнику: Tommy's, со ссылкой на RCOG Green-top Guideline No. 43 (2022): «If you are still itching and a cause hasn't been found, the blood tests should be repeated every 1–2 weeks». Первичный документ RCOG и КР РФ 2024 по этому вопросу не сверены. Требуется подтверждение врача-рецензента.</w:t>
       </w:r>
     </w:p>
@@ -1745,19 +1769,19 @@
         <w:rPr>
           <w:color w:val="000000"/>
         </w:rPr>
-        <w:t>Кремы и масла способны уменьшить сухость, чувство стянутости и поверхностный зуд, поэтому пользоваться ими для комфорта вполне разумно. Однако убедительных данных о том, что какое-либо наружное средство гарантированно предотвращает стрии, нет. Массаж также не должен быть болезненным: нет оснований считать, что массаж укрепляет кожу, а интенсивное растирание может раздражать чувствительную кожу. Cochrane</w:t>
-      </w:r>
-    </w:p>
-    <w:p>
-      <w:pPr>
-        <w:pStyle w:val="Основной текст A"/>
-        <w:spacing w:after="210"/>
-      </w:pPr>
-      <w:r>
-        <w:rPr>
-          <w:color w:val="000000"/>
-        </w:rPr>
-        <w:t>Мягкость кожи после нанесения крема можно почувствовать сразу, но по личному опыту нельзя установить, предотвратил ли он растяжки. Поэтому цену, редкий компонент или фразу «клинически доказано» не стоит считать гарантией результата.</w:t>
+        <w:t>Кремы и масла способны уменьшить сухость, чувство стянутости и поверхностный зуд, поэтому пользоваться ими для комфорта вполне разумно. Однако убедительных данных о том, что какое-либо наружное средство гарантированно предотвращает стрии, нет. Это проверяли и для тех средств, которые советуют чаще всего: масла какао, оливкового масла, кремов с витамином E и гиалуроновой кислотой. Надёжных доказательств нет ни для одного из них. Массаж при этом не должен быть болезненным. Оснований считать, что массаж укрепляет кожу, нет, а интенсивное растирание может раздражать чувствительную кожу. Cochrane</w:t>
+      </w:r>
+    </w:p>
+    <w:p>
+      <w:pPr>
+        <w:pStyle w:val="Основной текст A"/>
+        <w:spacing w:after="210"/>
+      </w:pPr>
+      <w:r>
+        <w:rPr>
+          <w:color w:val="000000"/>
+        </w:rPr>
+        <w:t>Мягкость кожи после нанесения крема чувствуется сразу, но по собственному опыту нельзя понять, предотвратил ли он растяжки: неизвестно, появились бы они без крема или нет. Поэтому цену, редкий компонент или фразу «клинически доказано» не стоит считать гарантией результата.</w:t>
       </w:r>
     </w:p>
     <w:p>
@@ -1873,7 +1897,19 @@
         <w:rPr>
           <w:color w:val="000000"/>
         </w:rPr>
-        <w:t>При склонности к пигментации полезна защита широкого спектра, то есть сразу от двух типов ультрафиолета, UVA и UVB, с SPF не ниже 30, в сочетании с тенью, головным убором и одеждой. Солнцезащитный крем работает только тогда, когда его наносят в достаточном количестве: на всю открытую кожу тела взрослому нужно около 30 мл, примерно две столовые ложки, на лицо — не меньше чайной ложки. Крем наносят минут за 15 до выхода на улицу и обновляют каждые два часа, а также сразу после купания или если сильно вспотели. American Academy of Dermatology Конкретный тип фильтров можно выбирать по переносимости: средство, которым вы действительно пользуетесь регулярно, практичнее теоретически идеального крема, оставленного на полке.</w:t>
+        <w:t>При склонности к пигментации полезна защита широкого спектра, то есть сразу от двух типов ультрафиолета, UVA и UVB, с SPF не ниже 30, в сочетании с тенью, головным убором и одеждой. Солнцезащитный крем работает только тогда, когда его наносят в достаточном количестве: на всю открытую кожу тела взрослому нужно около 30 мл, примерно две столовые ложки, на лицо — не меньше чайной ложки. Крем наносят минут за 15 до выхода на улицу и обновляют каждые два часа, а также сразу после купания или если сильно вспотели. Конкретный тип фильтров можно выбирать по переносимости: средство, которым вы действительно пользуетесь регулярно, практичнее теоретически идеального крема, оставленного на полке. American Academy of Dermatology</w:t>
+      </w:r>
+    </w:p>
+    <w:p>
+      <w:pPr>
+        <w:pStyle w:val="Основной текст A"/>
+        <w:spacing w:after="210"/>
+      </w:pPr>
+      <w:r>
+        <w:rPr>
+          <w:color w:val="000000"/>
+        </w:rPr>
+        <w:t>Солярий во время беременности лучше не посещать. Ультрафиолет солярия не проникает к ребёнку и напрямую ему не вредит, но может снижать в организме уровень фолиевой кислоты, а в первом триместре — повышать температуру тела. И то и другое связывают с пороками развития нервной трубки. Всемирная организация здравоохранения вообще не рекомендует солярий, независимо от беременности. UKTIS</w:t>
       </w:r>
     </w:p>
     <w:p>
@@ -1888,6 +1924,18 @@
           <w:sz w:val="24"/>
         </w:rPr>
         <w:t>Как оценить незнакомое средство</w:t>
+      </w:r>
+    </w:p>
+    <w:p>
+      <w:pPr>
+        <w:pStyle w:val="Основной текст A"/>
+        <w:spacing w:after="210"/>
+      </w:pPr>
+      <w:r>
+        <w:rPr>
+          <w:color w:val="000000"/>
+        </w:rPr>
+        <w:t>Список «разрешённых марок» быстро устаревает: составы меняются, а одно и то же действующее вещество встречается и в косметике, и в лекарствах. Надёжнее сначала определить задачу средства, затем проверить активные компоненты и понять, остаётся ли это обычным уходом или уже требует совета врача.</w:t>
       </w:r>
     </w:p>
     <w:p>
@@ -2051,7 +2099,7 @@
         <w:rPr>
           <w:color w:val="000000"/>
         </w:rPr>
-        <w:t>Эти три вещества часто стоят на полке рядом, но правила для них разные.</w:t>
+        <w:t>Три вещества — азелаиновая кислота, бензоилпероксид и салициловая кислота — часто стоят на полке рядом, но правила для них разные.</w:t>
       </w:r>
     </w:p>
     <w:p>
@@ -2243,7 +2291,7 @@
         <w:rPr>
           <w:color w:val="000000"/>
         </w:rPr>
-        <w:t>Салициловая кислота. Как лекарство в России зарегистрированы спиртовой раствор и мазь — они для других задач. В уходе при акне салициловая кислота чаще встречается в косметике; марок там слишком много, чтобы перечислять, поэтому смотрят на состав. Процент указывают не всегда, и порога, ниже которого средство заведомо подходит, в источниках нет. Ориентир другой и он про количество: точечное нанесение на отдельные высыпания и ежедневная обработка всего лица, шеи и спины — разные вещи, и обсуждать с врачом стоит второй случай.</w:t>
+        <w:t>Салициловая кислота. Как лекарство в России зарегистрированы спиртовой раствор и мазь — они для других задач. В уходе при акне салициловая кислота чаще встречается в косметике; марок там слишком много, чтобы перечислять, поэтому смотрят на состав. Процент указывают не всегда, и порога, ниже которого средство заведомо подходит, в источниках нет. Ориентир другой — количество средства, о нём ниже.</w:t>
       </w:r>
     </w:p>
     <w:p>
@@ -2279,7 +2327,19 @@
         <w:rPr>
           <w:color w:val="000000"/>
         </w:rPr>
-        <w:t>Через здоровую кожу внутрь попадает немного любого из этих веществ. Больше попадает, если наносить средство часто, покрывать им большую площадь и наносить на расчёсанную или воспалённую кожу. Точечное нанесение на несколько элементов и ежедневная обработка всего лица, шеи и спины — разные по нагрузке вещи. На грудь эти средства не наносят.</w:t>
+        <w:t>Через здоровую кожу внутрь попадает немного любого из этих веществ. Больше попадает, если наносить средство часто, покрывать им большую площадь и наносить на расчёсанную или воспалённую кожу. Точечное нанесение на несколько элементов и ежедневная обработка всего лица, шеи и спины — разные по нагрузке вещи. Для салициловой кислоты это главный ориентир: ежедневную обработку больших участков стоит обсудить с врачом. На грудь эти средства не наносят.</w:t>
+      </w:r>
+    </w:p>
+    <w:p>
+      <w:pPr>
+        <w:pStyle w:val="Основной текст A"/>
+        <w:spacing w:after="210"/>
+      </w:pPr>
+      <w:r>
+        <w:rPr>
+          <w:color w:val="8B0000"/>
+        </w:rPr>
+        <w:t>[ОТ РЕДАКТОРА: «На грудь эти средства не наносят» — утверждение без объяснения и без источника: не сказано, связано ли оно с беременностью, с будущим кормлением или с кожей ареолы. Нужна формулировка врача-рецензента или источник; иначе читательница с акне на груди не поймёт, что ей делать.]</w:t>
       </w:r>
     </w:p>
     <w:p>
@@ -2373,6 +2433,30 @@
     <w:p>
       <w:pPr>
         <w:pStyle w:val="Основной текст A"/>
+        <w:spacing w:after="210"/>
+      </w:pPr>
+      <w:r>
+        <w:rPr>
+          <w:color w:val="000000"/>
+        </w:rPr>
+        <w:t>По отдельным процедурам ориентиры всё же есть. Поверхностные пилинги с гликолевой и молочной кислотой считаются безопасными: эти кислоты почти не всасываются через кожу. Пилинги с трихлоруксусной и салициловой кислотой советуют не делать или делать с осторожностью. Данных о ботулотоксине недостаточно: он почти не попадает в кровоток и не проходит через плаценту, поэтому процедура может быть безопасной, но надёжно это не доказано. О филлерах при беременности опубликованных данных нет вовсе. Если ботулотоксин ввели на раннем сроке, ещё не зная о беременности, данных о вреде от этого нет; сообщите о процедуре врачу. Trivedi et al., 2017</w:t>
+      </w:r>
+    </w:p>
+    <w:p>
+      <w:pPr>
+        <w:pStyle w:val="Основной текст A"/>
+        <w:spacing w:after="210"/>
+      </w:pPr>
+      <w:r>
+        <w:rPr>
+          <w:color w:val="8B0000"/>
+        </w:rPr>
+        <w:t>[ОТ РЕДАКТОРА: вопрос, с которым читательница пойдёт в поисковик, — можно ли маникюр и гель-лак, наращивание и окрашивание ресниц. В приложенных источниках ответа нет (MotherToBaby перечисляет эти процедуры, но не разбирает). Вывод не подставлен. Нужен источник или ответ врача-рецензента.]</w:t>
+      </w:r>
+    </w:p>
+    <w:p>
+      <w:pPr>
+        <w:pStyle w:val="Основной текст A"/>
         <w:spacing w:after="105" w:before="315"/>
       </w:pPr>
       <w:r>
@@ -2407,7 +2491,7 @@
         <w:rPr>
           <w:color w:val="000000"/>
         </w:rPr>
-        <w:t>Обычная непродолжительная ванна комфортной температуры во время беременности не запрещена. Её не следует приравнивать к джакузи, где вода постоянно остаётся горячей и легче перегреться. Во время водной процедуры важно следить за самочувствием.</w:t>
+        <w:t>Обычная непродолжительная ванна комфортной температуры во время беременности не запрещена. Её не следует приравнивать к джакузи, где вода постоянно остаётся горячей и легче перегреться. Во время мытья следите за самочувствием, а не только за температурой воды.</w:t>
       </w:r>
     </w:p>
     <w:p>
@@ -2535,7 +2619,7 @@
         <w:rPr>
           <w:color w:val="000000"/>
         </w:rPr>
-        <w:t>На поздних сроках появляется отдельный вопрос. Если воды подтекают или отошли, главным становится указание вашей акушерской службы — ему и следуют, как описано в разделе 5.14. По имеющимся данным, ванна и душ после излития вод не повышают частоту инфекций, а вот половых контактов в этот период избегают. Немедленно звонят, если жидкость перестала быть прозрачной, стала зелёной или коричневой, появился резкий запах или поднялась температура. CUH NHS</w:t>
+        <w:t>На поздних сроках появляется отдельный вопрос. Если воды подтекают или отошли, главным становится указание вашей акушерской службы — ему и следуют, как описано в разделе 5.14. По имеющимся данным, ванна и душ после излития вод не повышают частоту инфекций, а вот половых контактов в этот период избегают. Немедленно звонят, если жидкость перестала быть прозрачной, стала зелёной или коричневой, появился неприятный запах или поднялась температура; полный перечень тревожных признаков — в разделе 5.14. CUH NHS</w:t>
       </w:r>
     </w:p>
     <w:p>
@@ -2623,9 +2707,47 @@
       </w:pPr>
       <w:r>
         <w:rPr>
+          <w:color w:val="8B0000"/>
+        </w:rPr>
+        <w:t>[ОТ РЕДАКТОРА: «Это не требует лечения» — категоричное утверждение без источника. Если рост волос на лице и теле быстро усиливается или сочетается с другими изменениями, читательница по этой фразе не поймёт, когда всё-таки показаться врачу. Нужна формулировка врача-рецензента: оставить как есть или добавить границу.]</w:t>
+      </w:r>
+    </w:p>
+    <w:p>
+      <w:pPr>
+        <w:pStyle w:val="Основной текст A"/>
+        <w:spacing w:after="210"/>
+      </w:pPr>
+      <w:r>
+        <w:rPr>
           <w:color w:val="000000"/>
         </w:rPr>
         <w:t>Выпадение обычно заметнее всего примерно к четвёртому месяцу после родов, а к первому дню рождения ребёнка густота у большинства женщин возвращается к прежней. Пока волосы отрастают, помогают только косметические приёмы: шампуни для объёма, лёгкие кондиционеры, более короткая стрижка. Если через год после родов густота не восстановилась, стоит показаться дерматологу — причина может быть не в беременности. American Academy of Dermatology</w:t>
+      </w:r>
+    </w:p>
+    <w:p>
+      <w:pPr>
+        <w:pStyle w:val="Основной текст A"/>
+        <w:spacing w:after="105" w:before="315"/>
+      </w:pPr>
+      <w:r>
+        <w:rPr>
+          <w:b/>
+          <w:color w:val="000000"/>
+          <w:sz w:val="24"/>
+        </w:rPr>
+        <w:t>Когда выпадение требует оценки</w:t>
+      </w:r>
+    </w:p>
+    <w:p>
+      <w:pPr>
+        <w:pStyle w:val="Основной текст A"/>
+        <w:spacing w:after="210"/>
+      </w:pPr>
+      <w:r>
+        <w:rPr>
+          <w:color w:val="000000"/>
+        </w:rPr>
+        <w:t>Если волосы внезапно выпадают очагами, кожа головы воспалена либо выпадение сопровождается другими заметными изменениями самочувствия, не следует автоматически связывать это с беременностью. Состояние волос зависит не только от гормонов, но и от заболеваний кожи, функции щитовидной железы, питания и других факторов. Необходимость обследования определяет врач по общей картине; покупка витаминов «для волос» без оценки рациона и уже принимаемых добавок может привести к дублированию компонентов.</w:t>
       </w:r>
     </w:p>
     <w:p>
@@ -2779,19 +2901,7 @@
           <w:color w:val="000000"/>
           <w:sz w:val="24"/>
         </w:rPr>
-        <w:t>Когда выпадение требует оценки</w:t>
-      </w:r>
-    </w:p>
-    <w:p>
-      <w:pPr>
-        <w:pStyle w:val="Основной текст A"/>
-        <w:spacing w:after="210"/>
-      </w:pPr>
-      <w:r>
-        <w:rPr>
-          <w:color w:val="000000"/>
-        </w:rPr>
-        <w:t>Если волосы внезапно выпадают очагами, кожа головы воспалена либо выпадение сопровождается другими заметными изменениями самочувствия, не следует автоматически связывать это с беременностью. Состояние волос зависит не только от гормонов, но и от заболеваний кожи, функции щитовидной железы, питания и других факторов. Необходимость обследования определяет врач по общей картине; покупка витаминов «для волос» без оценки рациона и уже принимаемых добавок может привести к дублированию компонентов.</w:t>
+        <w:t>5.7. Грудь и соски: что происходит и какой уход нужен</w:t>
       </w:r>
     </w:p>
     <w:p>
@@ -2805,7 +2915,19 @@
           <w:color w:val="000000"/>
           <w:sz w:val="24"/>
         </w:rPr>
-        <w:t>5.7. Грудь и соски: что происходит и какой уход нужен</w:t>
+        <w:t>Что меняется в груди</w:t>
+      </w:r>
+    </w:p>
+    <w:p>
+      <w:pPr>
+        <w:pStyle w:val="Основной текст A"/>
+        <w:spacing w:after="210"/>
+      </w:pPr>
+      <w:r>
+        <w:rPr>
+          <w:color w:val="000000"/>
+        </w:rPr>
+        <w:t>Подготовка молочных желёз к кормлению начинается задолго до родов. Грудь увеличивается, становится чувствительнее, ареолы темнеют, поверхностные вены могут быть заметнее. На ареолах располагаются небольшие железы Монтгомери. Во время беременности и кормления они выделяют жирный секрет, который защищает кожу соска и ареолы. Их бугорки иногда становятся выраженнее и не требуют выдавливания или специального очищения.</w:t>
       </w:r>
     </w:p>
     <w:p>
@@ -2819,19 +2941,19 @@
           <w:color w:val="000000"/>
           <w:sz w:val="24"/>
         </w:rPr>
-        <w:t>Что меняется в груди</w:t>
-      </w:r>
-    </w:p>
-    <w:p>
-      <w:pPr>
-        <w:pStyle w:val="Основной текст A"/>
-        <w:spacing w:after="210"/>
-      </w:pPr>
-      <w:r>
-        <w:rPr>
-          <w:color w:val="000000"/>
-        </w:rPr>
-        <w:t>Подготовка молочных желёз к кормлению начинается задолго до родов. Грудь увеличивается, становится чувствительнее, ареолы темнеют, поверхностные вены могут быть заметнее. На ареолах располагаются небольшие железы Монтгомери. Во время беременности и кормления они выделяют жирный секрет, который защищает кожу соска и ареолы. Их бугорки иногда становятся выраженнее и не требуют выдавливания или специального очищения.</w:t>
+        <w:t>Молозиво</w:t>
+      </w:r>
+    </w:p>
+    <w:p>
+      <w:pPr>
+        <w:pStyle w:val="Основной текст A"/>
+        <w:spacing w:after="210"/>
+      </w:pPr>
+      <w:r>
+        <w:rPr>
+          <w:color w:val="000000"/>
+        </w:rPr>
+        <w:t>Во втором или третьем триместре из сосков может выделяться несколько капель прозрачной или желтоватой жидкости — молозива. Его появление до родов может быть вариантом нормы, но отсутствие молозива также ничего не говорит о будущей способности кормить грудью. Если бельё намокает, можно использовать мягкие вкладыши и менять их, чтобы кожа не оставалась влажной.</w:t>
       </w:r>
     </w:p>
     <w:p>
@@ -2845,19 +2967,31 @@
           <w:color w:val="000000"/>
           <w:sz w:val="24"/>
         </w:rPr>
-        <w:t>Молозиво</w:t>
-      </w:r>
-    </w:p>
-    <w:p>
-      <w:pPr>
-        <w:pStyle w:val="Основной текст A"/>
-        <w:spacing w:after="210"/>
-      </w:pPr>
-      <w:r>
-        <w:rPr>
-          <w:color w:val="000000"/>
-        </w:rPr>
-        <w:t>Во втором или третьем триместре из сосков может выделяться несколько капель прозрачной или желтоватой жидкости — молозива. Его появление до родов может быть вариантом нормы, но отсутствие молозива также ничего не говорит о будущей способности кормить грудью. Если бельё намокает, можно использовать мягкие вкладыши и менять их, чтобы кожа не оставалась влажной.</w:t>
+        <w:t>Бельё и посадка бюстгальтера</w:t>
+      </w:r>
+    </w:p>
+    <w:p>
+      <w:pPr>
+        <w:pStyle w:val="Основной текст A"/>
+        <w:spacing w:after="210"/>
+      </w:pPr>
+      <w:r>
+        <w:rPr>
+          <w:color w:val="000000"/>
+        </w:rPr>
+        <w:t>По мере роста груди привычный бюстгальтер может начать натирать, оставлять глубокие следы или давить под грудью. В этом случае подберите другой размер, а не терпите дискомфорт до родов. Широкие бретели и подходящая по объёму чашка часто удобнее жёсткой конструкции. Универсального запрета на косточки нет: проблема возникает, если бельё сдавливает или травмирует кожу.</w:t>
+      </w:r>
+    </w:p>
+    <w:p>
+      <w:pPr>
+        <w:pStyle w:val="Основной текст A"/>
+        <w:spacing w:after="210"/>
+      </w:pPr>
+      <w:r>
+        <w:rPr>
+          <w:color w:val="000000"/>
+        </w:rPr>
+        <w:t>Понять, что бюстгальтер подошёл, можно по нескольким признакам. Нижний пояс идёт горизонтально, спереди и на спине на одной высоте, не задирается при движении, и его удаётся оттянуть от тела примерно на сантиметр. Грудь помещается в чашку целиком, ткань нигде не врезается и не собирается складками, а перемычка между чашками прилегает к грудине. Бретели регулируются, не давят на плечи и не соскальзывают: основной вес держит пояс. Размер за беременность меняется не один раз, поэтому посадку проверяют не по календарю, а когда появились глубокие следы, давление под грудью или ощущение тесноты. NCT</w:t>
       </w:r>
     </w:p>
     <w:p>
@@ -2871,31 +3005,31 @@
           <w:color w:val="000000"/>
           <w:sz w:val="24"/>
         </w:rPr>
-        <w:t>Бельё и посадка бюстгальтера</w:t>
-      </w:r>
-    </w:p>
-    <w:p>
-      <w:pPr>
-        <w:pStyle w:val="Основной текст A"/>
-        <w:spacing w:after="210"/>
-      </w:pPr>
-      <w:r>
-        <w:rPr>
-          <w:color w:val="000000"/>
-        </w:rPr>
-        <w:t>По мере роста груди привычный бюстгальтер может начать натирать, оставлять глубокие следы или давить под грудью. В этом случае подберите другой размер, а не терпите дискомфорт до родов. Широкие бретели и подходящая по объёму чашка часто удобнее жёсткой конструкции. Универсального запрета на косточки нет: проблема возникает, если бельё сдавливает или травмирует кожу.</w:t>
-      </w:r>
-    </w:p>
-    <w:p>
-      <w:pPr>
-        <w:pStyle w:val="Основной текст A"/>
-        <w:spacing w:after="210"/>
-      </w:pPr>
-      <w:r>
-        <w:rPr>
-          <w:color w:val="000000"/>
-        </w:rPr>
-        <w:t>Понять, что бюстгальтер подошёл, можно по нескольким признакам. Нижний пояс идёт горизонтально, спереди и на спине на одной высоте, не задирается при движении, и его удаётся оттянуть от тела примерно на сантиметр. Грудь помещается в чашку целиком, ткань нигде не врезается и не собирается складками, а перемычка между чашками прилегает к грудине. Бретели регулируются, не давят на плечи и не соскальзывают: основной вес держит пояс. Размер за беременность меняется не один раз, поэтому посадку проверяют не по календарю, а когда появились глубокие следы, давление под грудью или ощущение тесноты. NCT</w:t>
+        <w:t>Уход за сосками</w:t>
+      </w:r>
+    </w:p>
+    <w:p>
+      <w:pPr>
+        <w:pStyle w:val="Основной текст A"/>
+        <w:spacing w:after="210"/>
+      </w:pPr>
+      <w:r>
+        <w:rPr>
+          <w:color w:val="000000"/>
+        </w:rPr>
+        <w:t>Специально «закалять» соски жёстким полотенцем, щёткой или спиртовым раствором не нужно. Такие действия не учат ребёнка правильно захватывать грудь и не предотвращают трещины, зато могут повреждать кожу. Для обычной гигиены достаточно воды во время душа; этот секрет не нужно постоянно смывать мылом или антисептиком. Victorian Breastfeeding Guidelines</w:t>
+      </w:r>
+    </w:p>
+    <w:p>
+      <w:pPr>
+        <w:pStyle w:val="Основной текст A"/>
+        <w:spacing w:after="210"/>
+      </w:pPr>
+      <w:r>
+        <w:rPr>
+          <w:color w:val="000000"/>
+        </w:rPr>
+        <w:t>При сухости и лёгком шелушении используйте такой же бережный уход, как на других чувствительных участках: исключите трение и раздражающие средства, следите, чтобы бельё не оставалось влажным. Если сохраняются стойкая экзема, трещина или выделения неизвестного происхождения, не пытайтесь бесконечно менять кремы. Кожу лучше показать врачу до родов.</w:t>
       </w:r>
     </w:p>
     <w:p>
@@ -2909,31 +3043,31 @@
           <w:color w:val="000000"/>
           <w:sz w:val="24"/>
         </w:rPr>
-        <w:t>Уход за сосками</w:t>
-      </w:r>
-    </w:p>
-    <w:p>
-      <w:pPr>
-        <w:pStyle w:val="Основной текст A"/>
-        <w:spacing w:after="210"/>
-      </w:pPr>
-      <w:r>
-        <w:rPr>
-          <w:color w:val="000000"/>
-        </w:rPr>
-        <w:t>Специально «закалять» соски жёстким полотенцем, щёткой или спиртовым раствором не нужно. Такие действия не учат ребёнка правильно захватывать грудь и не предотвращают трещины, зато могут повреждать кожу. Для обычной гигиены достаточно воды во время душа; этот секрет не нужно постоянно смывать мылом или антисептиком. Victorian Breastfeeding Guidelines</w:t>
-      </w:r>
-    </w:p>
-    <w:p>
-      <w:pPr>
-        <w:pStyle w:val="Основной текст A"/>
-        <w:spacing w:after="210"/>
-      </w:pPr>
-      <w:r>
-        <w:rPr>
-          <w:color w:val="000000"/>
-        </w:rPr>
-        <w:t>При сухости и лёгком шелушении используйте такой же бережный уход, как на других чувствительных участках: исключите трение и раздражающие средства, следите, чтобы бельё не оставалось влажным. Если сохраняются стойкая экзема, трещина или выделения неизвестного происхождения, не пытайтесь бесконечно менять кремы. Кожу лучше показать врачу до родов.</w:t>
+        <w:t>Форма сосков и сцеживание до родов</w:t>
+      </w:r>
+    </w:p>
+    <w:p>
+      <w:pPr>
+        <w:pStyle w:val="Основной текст A"/>
+        <w:spacing w:after="210"/>
+      </w:pPr>
+      <w:r>
+        <w:rPr>
+          <w:color w:val="000000"/>
+        </w:rPr>
+        <w:t>Форма или степень выступания сосков сами по себе обычно не требуют «вытягивания» во время беременности. По форме сосков нельзя заранее надёжно предсказать, возникнут ли трудности с кормлением: после родов важны также положение ребёнка и захват груди.</w:t>
+      </w:r>
+    </w:p>
+    <w:p>
+      <w:pPr>
+        <w:pStyle w:val="Основной текст A"/>
+        <w:spacing w:after="210"/>
+      </w:pPr>
+      <w:r>
+        <w:rPr>
+          <w:color w:val="000000"/>
+        </w:rPr>
+        <w:t>Сцеживание молозива до родов — отдельная практика, которую применяют не всем и не как гигиеническую подготовку. Если она может быть полезна в конкретной ситуации, сроки и способ обсуждают с медицинским специалистом.</w:t>
       </w:r>
     </w:p>
     <w:p>
@@ -2947,31 +3081,19 @@
           <w:color w:val="000000"/>
           <w:sz w:val="24"/>
         </w:rPr>
-        <w:t>Форма сосков и сцеживание до родов</w:t>
-      </w:r>
-    </w:p>
-    <w:p>
-      <w:pPr>
-        <w:pStyle w:val="Основной текст A"/>
-        <w:spacing w:after="210"/>
-      </w:pPr>
-      <w:r>
-        <w:rPr>
-          <w:color w:val="000000"/>
-        </w:rPr>
-        <w:t>Форма или степень выступания сосков сами по себе обычно не требуют «вытягивания» во время беременности. По форме сосков нельзя заранее надёжно предсказать, возникнут ли трудности с кормлением: после родов важны также положение ребёнка и захват груди.</w:t>
-      </w:r>
-    </w:p>
-    <w:p>
-      <w:pPr>
-        <w:pStyle w:val="Основной текст A"/>
-        <w:spacing w:after="210"/>
-      </w:pPr>
-      <w:r>
-        <w:rPr>
-          <w:color w:val="000000"/>
-        </w:rPr>
-        <w:t>Сцеживание молозива до родов — отдельная практика, которую применяют не всем и не как гигиеническую подготовку. Если она может быть полезна в конкретной ситуации, сроки и способ обсуждают с медицинским специалистом.</w:t>
+        <w:t>Признаки, требующие осмотра</w:t>
+      </w:r>
+    </w:p>
+    <w:p>
+      <w:pPr>
+        <w:pStyle w:val="Основной текст A"/>
+        <w:spacing w:after="210"/>
+      </w:pPr>
+      <w:r>
+        <w:rPr>
+          <w:color w:val="000000"/>
+        </w:rPr>
+        <w:t>Новое стойкое уплотнение в груди, втяжение участка кожи или соска, кровянистые выделения из одного соска требуют осмотра, даже если грудь в целом изменилась из-за беременности. Болезненное покраснение, локальный жар, быстро нарастающий отёк и повышение температуры также не относятся к обычной «подготовке к кормлению». К кому и как быстро идти с каждым из этих признаков, указано в навигаторе в разделе 5.14.</w:t>
       </w:r>
     </w:p>
     <w:p>
@@ -2983,21 +3105,23 @@
         <w:rPr>
           <w:b/>
           <w:color w:val="000000"/>
+          <w:sz w:val="28"/>
+        </w:rPr>
+        <w:t>Часть B. Интимная гигиена</w:t>
+      </w:r>
+    </w:p>
+    <w:p>
+      <w:pPr>
+        <w:pStyle w:val="Основной текст A"/>
+        <w:spacing w:after="105" w:before="315"/>
+      </w:pPr>
+      <w:r>
+        <w:rPr>
+          <w:b/>
+          <w:color w:val="000000"/>
           <w:sz w:val="24"/>
         </w:rPr>
-        <w:t>Признаки, требующие осмотра</w:t>
-      </w:r>
-    </w:p>
-    <w:p>
-      <w:pPr>
-        <w:pStyle w:val="Основной текст A"/>
-        <w:spacing w:after="210"/>
-      </w:pPr>
-      <w:r>
-        <w:rPr>
-          <w:color w:val="000000"/>
-        </w:rPr>
-        <w:t>Новое стойкое уплотнение в груди, втяжение участка кожи или соска, кровянистые выделения из одного соска требуют осмотра, даже если грудь в целом изменилась из-за беременности. Болезненное покраснение, локальный жар, быстро нарастающий отёк и повышение температуры также не относятся к обычной «подготовке к кормлению».</w:t>
+        <w:t>5.8. Как устроена интимная зона: правильный уход</w:t>
       </w:r>
     </w:p>
     <w:p>
@@ -3009,9 +3133,21 @@
         <w:rPr>
           <w:b/>
           <w:color w:val="000000"/>
-          <w:sz w:val="28"/>
-        </w:rPr>
-        <w:t>Часть B. Интимная гигиена</w:t>
+          <w:sz w:val="24"/>
+        </w:rPr>
+        <w:t>Две разные зоны</w:t>
+      </w:r>
+    </w:p>
+    <w:p>
+      <w:pPr>
+        <w:pStyle w:val="Основной текст A"/>
+        <w:spacing w:after="210"/>
+      </w:pPr>
+      <w:r>
+        <w:rPr>
+          <w:color w:val="000000"/>
+        </w:rPr>
+        <w:t>В повседневной речи словом «влагалище» часто называют всю интимную область. Анатомически это разные зоны. Вульва — наружная часть половых органов: большие и малые половые губы, клитор, преддверие и расположенные в нём отверстия влагалища и мочеиспускательного канала. Влагалище — внутренний мышечный канал, соединяющий преддверие с шейкой матки.</w:t>
       </w:r>
     </w:p>
     <w:p>
@@ -3025,7 +3161,31 @@
           <w:color w:val="000000"/>
           <w:sz w:val="24"/>
         </w:rPr>
-        <w:t>5.8. Как устроена интимная зона: правильный уход</w:t>
+        <w:t>Что моют, а что не моют</w:t>
+      </w:r>
+    </w:p>
+    <w:p>
+      <w:pPr>
+        <w:pStyle w:val="Основной текст A"/>
+        <w:spacing w:after="210"/>
+      </w:pPr>
+      <w:r>
+        <w:rPr>
+          <w:color w:val="000000"/>
+        </w:rPr>
+        <w:t>Разница важна для ухода. Кожа вульвы соприкасается с бельём, потом, выделениями и моющими средствами, поэтому её можно бережно очищать снаружи. Влагалище поддерживает собственную среду и выводит слизь и отшелушившиеся клетки вместе с естественными выделениями. Оно не является стерильным и не должно становиться стерильным: живущие там микроорганизмы участвуют в поддержании защитной среды.</w:t>
+      </w:r>
+    </w:p>
+    <w:p>
+      <w:pPr>
+        <w:pStyle w:val="Основной текст A"/>
+        <w:spacing w:after="210"/>
+      </w:pPr>
+      <w:r>
+        <w:rPr>
+          <w:color w:val="000000"/>
+        </w:rPr>
+        <w:t>Не направляйте струю воды внутрь влагалища и не используйте там салфетки или очищающие растворы: это не делает влагалище здоровее и может нарушить его среду, вызвав раздражение. Моют только наружную зону — вульву.</w:t>
       </w:r>
     </w:p>
     <w:p>
@@ -3039,19 +3199,31 @@
           <w:color w:val="000000"/>
           <w:sz w:val="24"/>
         </w:rPr>
-        <w:t>Две разные зоны</w:t>
-      </w:r>
-    </w:p>
-    <w:p>
-      <w:pPr>
-        <w:pStyle w:val="Основной текст A"/>
-        <w:spacing w:after="210"/>
-      </w:pPr>
-      <w:r>
-        <w:rPr>
-          <w:color w:val="000000"/>
-        </w:rPr>
-        <w:t>В повседневной речи словом «влагалище» часто называют всю интимную область. Анатомически это разные зоны. Вульва — наружная часть половых органов: большие и малые половые губы, клитор, преддверие и расположенные в нём отверстия влагалища и мочеиспускательного канала. Влагалище — внутренний мышечный канал, соединяющий преддверие с шейкой матки.</w:t>
+        <w:t>Выделения и микробиота при беременности</w:t>
+      </w:r>
+    </w:p>
+    <w:p>
+      <w:pPr>
+        <w:pStyle w:val="Основной текст A"/>
+        <w:spacing w:after="210"/>
+      </w:pPr>
+      <w:r>
+        <w:rPr>
+          <w:color w:val="000000"/>
+        </w:rPr>
+        <w:t>Во время беременности кровоснабжение тканей усиливается, слизистые становятся более полнокровными, а количество выделений может увеличиваться. Эти изменения сами по себе не доказывают инфекцию. Ориентироваться нужно не на стремление устранить любые выделения и запах, а на их характер и сопутствующие ощущения.</w:t>
+      </w:r>
+    </w:p>
+    <w:p>
+      <w:pPr>
+        <w:pStyle w:val="Основной текст A"/>
+        <w:spacing w:after="210"/>
+      </w:pPr>
+      <w:r>
+        <w:rPr>
+          <w:color w:val="000000"/>
+        </w:rPr>
+        <w:t>Микробиота — это сообщество микроорганизмов, а не слой грязи. Её состав может меняться, и одно слово «лактобактерии» — в бланке анализа или на упаковке средства — ещё ничего не говорит о здоровье. Домашние полоски для измерения кислотности или средства, обещающие «восстановить pH», не устанавливают диагноз. Результат зависит от многих условий, а разные причины выделений могут требовать совершенно разного подхода.</w:t>
       </w:r>
     </w:p>
     <w:p>
@@ -3065,31 +3237,7 @@
           <w:color w:val="000000"/>
           <w:sz w:val="24"/>
         </w:rPr>
-        <w:t>Что моют, а что не моют</w:t>
-      </w:r>
-    </w:p>
-    <w:p>
-      <w:pPr>
-        <w:pStyle w:val="Основной текст A"/>
-        <w:spacing w:after="210"/>
-      </w:pPr>
-      <w:r>
-        <w:rPr>
-          <w:color w:val="000000"/>
-        </w:rPr>
-        <w:t>Разница важна для ухода. Кожа вульвы соприкасается с бельём, потом, выделениями и моющими средствами, поэтому её можно бережно очищать снаружи. Влагалище поддерживает собственную среду и выводит слизь и отшелушившиеся клетки вместе с естественными выделениями. Оно не является стерильным и не должно становиться стерильным: живущие там микроорганизмы участвуют в поддержании защитной среды.</w:t>
-      </w:r>
-    </w:p>
-    <w:p>
-      <w:pPr>
-        <w:pStyle w:val="Основной текст A"/>
-        <w:spacing w:after="210"/>
-      </w:pPr>
-      <w:r>
-        <w:rPr>
-          <w:color w:val="000000"/>
-        </w:rPr>
-        <w:t>Не направляйте струю воды внутрь влагалища и не используйте там салфетки или очищающие растворы: это не делает влагалище здоровее и может нарушить его среду, вызвав раздражение. Моют только наружную зону — вульву.</w:t>
+        <w:t>5.9. Выделения: какие бывают в норме и что должно насторожить</w:t>
       </w:r>
     </w:p>
     <w:p>
@@ -3103,31 +3251,19 @@
           <w:color w:val="000000"/>
           <w:sz w:val="24"/>
         </w:rPr>
-        <w:t>Выделения и микробиота при беременности</w:t>
-      </w:r>
-    </w:p>
-    <w:p>
-      <w:pPr>
-        <w:pStyle w:val="Основной текст A"/>
-        <w:spacing w:after="210"/>
-      </w:pPr>
-      <w:r>
-        <w:rPr>
-          <w:color w:val="000000"/>
-        </w:rPr>
-        <w:t>Во время беременности кровоснабжение тканей усиливается, слизистые становятся более полнокровными, а количество выделений может увеличиваться. Эти изменения сами по себе не доказывают инфекцию. Ориентироваться нужно не на стремление устранить любые выделения и запах, а на их характер и сопутствующие ощущения.</w:t>
-      </w:r>
-    </w:p>
-    <w:p>
-      <w:pPr>
-        <w:pStyle w:val="Основной текст A"/>
-        <w:spacing w:after="210"/>
-      </w:pPr>
-      <w:r>
-        <w:rPr>
-          <w:color w:val="000000"/>
-        </w:rPr>
-        <w:t>Микробиота — это сообщество микроорганизмов, а не слой грязи. Её состав может меняться, и одного только слова «лактобактерии» недостаточно, чтобы оценить здоровье. Домашние полоски для измерения кислотности или средства, обещающие «восстановить pH», не устанавливают диагноз. Результат зависит от многих условий, а разные причины выделений могут требовать совершенно разного подхода.</w:t>
+        <w:t>Как выглядят обычные выделения</w:t>
+      </w:r>
+    </w:p>
+    <w:p>
+      <w:pPr>
+        <w:pStyle w:val="Основной текст A"/>
+        <w:spacing w:after="210"/>
+      </w:pPr>
+      <w:r>
+        <w:rPr>
+          <w:color w:val="000000"/>
+        </w:rPr>
+        <w:t>Влагалищные выделения есть и вне беременности, но после зачатия их нередко становится больше. Они могут сильнее увлажнять бельё и меняться по количеству в течение дня. Обычные выделения чаще прозрачные или молочно-белые, сравнительно однородные, жидкие либо слегка слизистые и не имеют резкого неприятного запаха. Они не сопровождаются выраженным зудом, жжением, болезненностью или болью при мочеиспускании. NHS</w:t>
       </w:r>
     </w:p>
     <w:p>
@@ -3141,7 +3277,19 @@
           <w:color w:val="000000"/>
           <w:sz w:val="24"/>
         </w:rPr>
-        <w:t>5.9. Выделения: какие бывают в норме и что должно насторожить</w:t>
+        <w:t>Запах</w:t>
+      </w:r>
+    </w:p>
+    <w:p>
+      <w:pPr>
+        <w:pStyle w:val="Основной текст A"/>
+        <w:spacing w:after="210"/>
+      </w:pPr>
+      <w:r>
+        <w:rPr>
+          <w:color w:val="000000"/>
+        </w:rPr>
+        <w:t>Естественный слабый запах может сохраняться и сразу после душа. Он может становиться заметнее после физической активности, в жару, после полового контакта или к концу дня. Попытка полностью устранить его дезодорантом или частым подмыванием часто приводит к раздражению, а не к большей чистоте.</w:t>
       </w:r>
     </w:p>
     <w:p>
@@ -3155,19 +3303,19 @@
           <w:color w:val="000000"/>
           <w:sz w:val="24"/>
         </w:rPr>
-        <w:t>Как выглядят обычные выделения</w:t>
-      </w:r>
-    </w:p>
-    <w:p>
-      <w:pPr>
-        <w:pStyle w:val="Основной текст A"/>
-        <w:spacing w:after="210"/>
-      </w:pPr>
-      <w:r>
-        <w:rPr>
-          <w:color w:val="000000"/>
-        </w:rPr>
-        <w:t>Влагалищные выделения есть и вне беременности, но после зачатия их нередко становится больше. Они могут сильнее увлажнять бельё и меняться по количеству в течение дня. Обычные выделения чаще прозрачные или молочно-белые, сравнительно однородные, жидкие либо слегка слизистые и не имеют резкого неприятного запаха. Они не сопровождаются выраженным зудом, жжением, болезненностью или болью при мочеиспускании. NHS</w:t>
+        <w:t>Слизь перед родами и кровь</w:t>
+      </w:r>
+    </w:p>
+    <w:p>
+      <w:pPr>
+        <w:pStyle w:val="Основной текст A"/>
+        <w:spacing w:after="210"/>
+      </w:pPr>
+      <w:r>
+        <w:rPr>
+          <w:color w:val="000000"/>
+        </w:rPr>
+        <w:t>Ближе к родам в выделениях может появляться более густая слизь. Во время беременности шейку матки закрывает слизистая пробка. Перед родами или в их начале, когда шейка начинает раскрываться, пробка отходит, целиком или частями, в виде липкой желеобразной розоватой слизи: розовый цвет ей даёт небольшая примесь крови. Роды после этого могут начаться быстро, а могут через несколько дней. Бывает, что заметного отхождения пробки нет. Самостоятельно объяснять кровянистые выделения только этим не следует: кровь во время беременности требует связи с акушерской службой, а срочность зависит от количества, срока и сопутствующих симптомов. NHS</w:t>
       </w:r>
     </w:p>
     <w:p>
@@ -3181,19 +3329,19 @@
           <w:color w:val="000000"/>
           <w:sz w:val="24"/>
         </w:rPr>
-        <w:t>Запах</w:t>
-      </w:r>
-    </w:p>
-    <w:p>
-      <w:pPr>
-        <w:pStyle w:val="Основной текст A"/>
-        <w:spacing w:after="210"/>
-      </w:pPr>
-      <w:r>
-        <w:rPr>
-          <w:color w:val="000000"/>
-        </w:rPr>
-        <w:t>Естественный слабый запах может сохраняться и сразу после душа. Он может становиться заметнее после физической активности, в жару, после полового контакта или к концу дня. Попытка полностью устранить его дезодорантом или частым подмыванием часто приводит к раздражению, а не к большей чистоте.</w:t>
+        <w:t>Подтекание жидкости</w:t>
+      </w:r>
+    </w:p>
+    <w:p>
+      <w:pPr>
+        <w:pStyle w:val="Основной текст A"/>
+        <w:spacing w:after="210"/>
+      </w:pPr>
+      <w:r>
+        <w:rPr>
+          <w:color w:val="000000"/>
+        </w:rPr>
+        <w:t>Обычные выделения не должны создавать непрерывное ощущение, что жидкость подтекает или внезапно пропитывает бельё. По внешнему виду не всегда удаётся отличить обильные выделения, мочу и околоплодные воды. Если жидкость продолжает поступать, нужна медицинская оценка — наблюдение дома не должно затягивать обращение. Пошаговый порядок действий при подозрении на подтекание вод — в разделе 5.14.</w:t>
       </w:r>
     </w:p>
     <w:p>
@@ -3207,19 +3355,31 @@
           <w:color w:val="000000"/>
           <w:sz w:val="24"/>
         </w:rPr>
-        <w:t>Слизь перед родами и кровь</w:t>
-      </w:r>
-    </w:p>
-    <w:p>
-      <w:pPr>
-        <w:pStyle w:val="Основной текст A"/>
-        <w:spacing w:after="210"/>
-      </w:pPr>
-      <w:r>
-        <w:rPr>
-          <w:color w:val="000000"/>
-        </w:rPr>
-        <w:t>Ближе к родам в выделениях может появляться более густая слизь. Во время беременности шейку матки закрывает слизистая пробка. Перед родами или в их начале, когда шейка начинает раскрываться, пробка отходит, целиком или частями, в виде липкой желеобразной розоватой слизи: розовый цвет ей даёт небольшая примесь крови. Роды после этого могут начаться быстро, а могут через несколько дней. Бывает, что заметного отхождения пробки нет. NHS Самостоятельно объяснять кровянистые выделения только этим не следует: кровь во время беременности требует связи с акушерской службой, а срочность зависит от количества, срока и сопутствующих симптомов.</w:t>
+        <w:t>Как описать изменения врачу</w:t>
+      </w:r>
+    </w:p>
+    <w:p>
+      <w:pPr>
+        <w:pStyle w:val="Основной текст A"/>
+        <w:spacing w:after="210"/>
+      </w:pPr>
+      <w:r>
+        <w:rPr>
+          <w:color w:val="000000"/>
+        </w:rPr>
+        <w:t>Цвет выделений на белье после высыхания иногда выглядит темнее, чем сразу после их появления, поэтому единичное пятно не всегда позволяет точно описать ситуацию. Оценивайте совокупность признаков: повторяется ли изменение, появился ли новый запах, есть ли зуд, боль, жжение, кровь или ощущение постоянного подтекания. Для разговора с врачом полезно отметить время появления выделений и то, как менялись их количество, цвет, запах и сопутствующие ощущения.</w:t>
+      </w:r>
+    </w:p>
+    <w:p>
+      <w:pPr>
+        <w:pStyle w:val="Основной текст A"/>
+        <w:spacing w:after="210"/>
+      </w:pPr>
+      <w:r>
+        <w:rPr>
+          <w:color w:val="000000"/>
+        </w:rPr>
+        <w:t>Не нужно проверять выделения внутри влагалища пальцами или ватной палочкой. Такое действие не помогает отличить норму от инфекции и может раздражать ткани. Если сомнения сохраняются, безопаснее задать вопрос на приёме или связаться с акушерской службой, чем пытаться провести домашнее обследование.</w:t>
       </w:r>
     </w:p>
     <w:p>
@@ -3233,19 +3393,7 @@
           <w:color w:val="000000"/>
           <w:sz w:val="24"/>
         </w:rPr>
-        <w:t>Подтекание жидкости</w:t>
-      </w:r>
-    </w:p>
-    <w:p>
-      <w:pPr>
-        <w:pStyle w:val="Основной текст A"/>
-        <w:spacing w:after="210"/>
-      </w:pPr>
-      <w:r>
-        <w:rPr>
-          <w:color w:val="000000"/>
-        </w:rPr>
-        <w:t>Обычные выделения не должны создавать непрерывное ощущение, что жидкость подтекает или внезапно пропитывает бельё. По внешнему виду не всегда удаётся отличить обильные выделения, мочу и околоплодные воды. Если жидкость продолжает поступать, нужна медицинская оценка — наблюдение дома не должно затягивать обращение.</w:t>
+        <w:t>5.10. Уход за наружной интимной зоной: как мыться и что носить</w:t>
       </w:r>
     </w:p>
     <w:p>
@@ -3259,31 +3407,31 @@
           <w:color w:val="000000"/>
           <w:sz w:val="24"/>
         </w:rPr>
-        <w:t>Как описать изменения врачу</w:t>
-      </w:r>
-    </w:p>
-    <w:p>
-      <w:pPr>
-        <w:pStyle w:val="Основной текст A"/>
-        <w:spacing w:after="210"/>
-      </w:pPr>
-      <w:r>
-        <w:rPr>
-          <w:color w:val="000000"/>
-        </w:rPr>
-        <w:t>Цвет выделений на белье после высыхания иногда выглядит темнее, чем сразу после их появления, поэтому единичное пятно не всегда позволяет точно описать ситуацию. Оценивайте совокупность признаков: повторяется ли изменение, появился ли новый запах, есть ли зуд, боль, жжение, кровь или ощущение постоянного подтекания. Для разговора с врачом полезно отметить время появления выделений и то, как менялись их количество, цвет, запах и сопутствующие ощущения.</w:t>
-      </w:r>
-    </w:p>
-    <w:p>
-      <w:pPr>
-        <w:pStyle w:val="Основной текст A"/>
-        <w:spacing w:after="210"/>
-      </w:pPr>
-      <w:r>
-        <w:rPr>
-          <w:color w:val="000000"/>
-        </w:rPr>
-        <w:t>Не нужно проверять выделения внутри влагалища пальцами или ватной палочкой. Такое действие не помогает отличить норму от инфекции и может раздражать ткани. Если сомнения сохраняются, безопаснее задать вопрос на приёме или связаться с акушерской службой, чем пытаться провести домашнее обследование.</w:t>
+        <w:t>Частота и техника подмывания</w:t>
+      </w:r>
+    </w:p>
+    <w:p>
+      <w:pPr>
+        <w:pStyle w:val="Основной текст A"/>
+        <w:spacing w:after="210"/>
+      </w:pPr>
+      <w:r>
+        <w:rPr>
+          <w:color w:val="000000"/>
+        </w:rPr>
+        <w:t>Цель интимной гигиены — убрать с наружной кожи пот, избыток выделений и другие загрязнения, не повреждая защитный барьер. Многократное мытьё по расписанию для этого не нужно: подмываться раз в день обычно достаточно, а от более частого мытья кожа сушится сильнее. В жару, после тренировки или сильного потоотделения можно дополнительно ополоснуться водой, если это нужно для комфорта. British Association of Dermatologists</w:t>
+      </w:r>
+    </w:p>
+    <w:p>
+      <w:pPr>
+        <w:pStyle w:val="Основной текст A"/>
+        <w:spacing w:after="210"/>
+      </w:pPr>
+      <w:r>
+        <w:rPr>
+          <w:color w:val="000000"/>
+        </w:rPr>
+        <w:t>Перед подмыванием вымойте руки. Подмываются тёплой водой без сильной струи, направленной внутрь влагалища. Кожу не трут мочалкой или щёткой, а после мытья промокают чистым мягким полотенцем. Если из-за живота трудно видеть интимную область, не пытайтесь очищать её на ощупь особенно тщательно: удобная поза и ручной душ безопаснее интенсивного трения.</w:t>
       </w:r>
     </w:p>
     <w:p>
@@ -3297,7 +3445,19 @@
           <w:color w:val="000000"/>
           <w:sz w:val="24"/>
         </w:rPr>
-        <w:t>5.10. Уход за наружной интимной зоной: как мыться и что носить</w:t>
+        <w:t>Бельё</w:t>
+      </w:r>
+    </w:p>
+    <w:p>
+      <w:pPr>
+        <w:pStyle w:val="Основной текст A"/>
+        <w:spacing w:after="210"/>
+      </w:pPr>
+      <w:r>
+        <w:rPr>
+          <w:color w:val="000000"/>
+        </w:rPr>
+        <w:t>Бельё должно подходить по размеру, не натирать и не удерживать надолго влагу. Жёсткого правила носить только определённую ткань нет, но воздухопроницаемый материал и своевременная смена влажного белья уменьшают трение. После бассейна, тренировки или жары по возможности смените мокрый купальник или вспотевшую одежду.</w:t>
       </w:r>
     </w:p>
     <w:p>
@@ -3311,43 +3471,19 @@
           <w:color w:val="000000"/>
           <w:sz w:val="24"/>
         </w:rPr>
-        <w:t>Частота и техника подмывания</w:t>
-      </w:r>
-    </w:p>
-    <w:p>
-      <w:pPr>
-        <w:pStyle w:val="Основной текст A"/>
-        <w:spacing w:after="210"/>
-      </w:pPr>
-      <w:r>
-        <w:rPr>
-          <w:color w:val="000000"/>
-        </w:rPr>
-        <w:t>Цель интимной гигиены — убрать с наружной кожи пот, избыток выделений и другие загрязнения, не повреждая защитный барьер. Для этого не требуется многократное мытьё по расписанию. Частоту подстраивают под самочувствие, жару и активность: обычно достаточно регулярного бережного ухода и дополнительного ополаскивания после сильного потоотделения, если оно действительно нужно для комфорта.</w:t>
-      </w:r>
-    </w:p>
-    <w:p>
-      <w:pPr>
-        <w:pStyle w:val="Основной текст A"/>
-        <w:spacing w:after="210"/>
-      </w:pPr>
-      <w:r>
-        <w:rPr>
-          <w:color w:val="000000"/>
-        </w:rPr>
-        <w:t>Ориентир простой: подмываться раз в день обычно достаточно, а от более частого мытья кожа сушится сильнее. British Association of Dermatologists</w:t>
-      </w:r>
-    </w:p>
-    <w:p>
-      <w:pPr>
-        <w:pStyle w:val="Основной текст A"/>
-        <w:spacing w:after="210"/>
-      </w:pPr>
-      <w:r>
-        <w:rPr>
-          <w:color w:val="000000"/>
-        </w:rPr>
-        <w:t>Перед подмыванием вымойте руки. Подмываются тёплой водой без сильной струи, направленной внутрь влагалища. Кожу не трут мочалкой или щёткой, а после мытья промокают чистым мягким полотенцем. Если из-за живота трудно видеть интимную область, не пытайтесь очищать её на ощупь особенно тщательно: удобная поза и ручной душ безопаснее интенсивного трения.</w:t>
+        <w:t>После туалета</w:t>
+      </w:r>
+    </w:p>
+    <w:p>
+      <w:pPr>
+        <w:pStyle w:val="Основной текст A"/>
+        <w:spacing w:after="210"/>
+      </w:pPr>
+      <w:r>
+        <w:rPr>
+          <w:color w:val="000000"/>
+        </w:rPr>
+        <w:t>После туалета не нужны антисептические салфетки. Обычная туалетная гигиена и вытирание движением спереди назад помогают не переносить загрязнения из области ануса к входу во влагалище и мочеиспускательному каналу. Если частое мочеиспускание или выделения раздражают кожу, полезнее обсудить с врачом защитный уход — например, эмолент, о котором сказано в разделе 5.13, — чем всё чаще применять мыло.</w:t>
       </w:r>
     </w:p>
     <w:p>
@@ -3361,19 +3497,19 @@
           <w:color w:val="000000"/>
           <w:sz w:val="24"/>
         </w:rPr>
-        <w:t>Бельё</w:t>
-      </w:r>
-    </w:p>
-    <w:p>
-      <w:pPr>
-        <w:pStyle w:val="Основной текст A"/>
-        <w:spacing w:after="210"/>
-      </w:pPr>
-      <w:r>
-        <w:rPr>
-          <w:color w:val="000000"/>
-        </w:rPr>
-        <w:t>Бельё должно подходить по размеру, не натирать и не удерживать надолго влагу. Жёсткого правила носить только определённую ткань нет, но воздухопроницаемый материал и своевременная смена влажного белья уменьшают трение. После бассейна, тренировки или жары по возможности смените мокрый купальник или вспотевшую одежду.</w:t>
+        <w:t>Замкнутый круг избыточной гигиены</w:t>
+      </w:r>
+    </w:p>
+    <w:p>
+      <w:pPr>
+        <w:pStyle w:val="Основной текст A"/>
+        <w:spacing w:after="210"/>
+      </w:pPr>
+      <w:r>
+        <w:rPr>
+          <w:color w:val="000000"/>
+        </w:rPr>
+        <w:t>Интенсивное подмывание после каждого посещения туалета может создать замкнутый круг: вода и средство сушат кожу, сухость вызывает жжение, а жжение воспринимается как признак недостаточной чистоты. Чтобы разорвать этот круг, сократите раздражающее воздействие. Если после перехода на бережный уход симптомы не проходят, одного предположения о раздражении недостаточно — нужен осмотр.</w:t>
       </w:r>
     </w:p>
     <w:p>
@@ -3387,19 +3523,7 @@
           <w:color w:val="000000"/>
           <w:sz w:val="24"/>
         </w:rPr>
-        <w:t>После туалета</w:t>
-      </w:r>
-    </w:p>
-    <w:p>
-      <w:pPr>
-        <w:pStyle w:val="Основной текст A"/>
-        <w:spacing w:after="210"/>
-      </w:pPr>
-      <w:r>
-        <w:rPr>
-          <w:color w:val="000000"/>
-        </w:rPr>
-        <w:t>После туалета не нужны антисептические салфетки. Обычная туалетная гигиена и вытирание движением спереди назад помогают не переносить загрязнения из области ануса к входу во влагалище и мочеиспускательному каналу. Если частое мочеиспускание или выделения раздражают кожу, полезнее обсудить защитный уход, чем всё чаще применять мыло.</w:t>
+        <w:t>5.11. Средства для интимной гигиены: что нужно, а что лишнее</w:t>
       </w:r>
     </w:p>
     <w:p>
@@ -3413,19 +3537,19 @@
           <w:color w:val="000000"/>
           <w:sz w:val="24"/>
         </w:rPr>
-        <w:t>Замкнутый круг избыточной гигиены</w:t>
-      </w:r>
-    </w:p>
-    <w:p>
-      <w:pPr>
-        <w:pStyle w:val="Основной текст A"/>
-        <w:spacing w:after="210"/>
-      </w:pPr>
-      <w:r>
-        <w:rPr>
-          <w:color w:val="000000"/>
-        </w:rPr>
-        <w:t>Интенсивное подмывание после каждого посещения туалета может создать замкнутый круг: вода и средство сушат кожу, сухость вызывает жжение, а жжение воспринимается как признак недостаточной чистоты. Чтобы разорвать этот круг, сократите раздражающее воздействие. Если после перехода на бережный уход симптомы не проходят, одного предположения о раздражении недостаточно — нужен осмотр.</w:t>
+        <w:t>Нужно ли очищающее средство</w:t>
+      </w:r>
+    </w:p>
+    <w:p>
+      <w:pPr>
+        <w:pStyle w:val="Основной текст A"/>
+        <w:spacing w:after="210"/>
+      </w:pPr>
+      <w:r>
+        <w:rPr>
+          <w:color w:val="000000"/>
+        </w:rPr>
+        <w:t>Для наружного ухода часто достаточно воды. Если без очищающего средства некомфортно, выберите мягкий продукт без выраженной отдушки и используйте его только на вульве. Надписи «интимный», «женский» или «поддерживает pH» не гарантируют хорошей переносимости.</w:t>
       </w:r>
     </w:p>
     <w:p>
@@ -3439,7 +3563,19 @@
           <w:color w:val="000000"/>
           <w:sz w:val="24"/>
         </w:rPr>
-        <w:t>5.11. Средства для интимной гигиены: что нужно, а что лишнее</w:t>
+        <w:t>pH и маркировка</w:t>
+      </w:r>
+    </w:p>
+    <w:p>
+      <w:pPr>
+        <w:pStyle w:val="Основной текст A"/>
+        <w:spacing w:after="210"/>
+      </w:pPr>
+      <w:r>
+        <w:rPr>
+          <w:color w:val="000000"/>
+        </w:rPr>
+        <w:t>Кислотность влагалища и переносимость средства кожей вульвы — не одно и то же. Продукт с рекламируемым «правильным pH» всё равно может содержать отдушку или другой раздражающий компонент. И наоборот, отсутствие специальной интимной маркировки не делает мягкое средство автоматически неподходящим для наружной кожи. Главные ориентиры — понятный состав, отсутствие необходимости вводить продукт внутрь и отсутствие неприятной реакции.</w:t>
       </w:r>
     </w:p>
     <w:p>
@@ -3453,19 +3589,19 @@
           <w:color w:val="000000"/>
           <w:sz w:val="24"/>
         </w:rPr>
-        <w:t>Нужно ли очищающее средство</w:t>
-      </w:r>
-    </w:p>
-    <w:p>
-      <w:pPr>
-        <w:pStyle w:val="Основной текст A"/>
-        <w:spacing w:after="210"/>
-      </w:pPr>
-      <w:r>
-        <w:rPr>
-          <w:color w:val="000000"/>
-        </w:rPr>
-        <w:t>Для наружного ухода часто достаточно воды. Если без очищающего средства некомфортно, выберите мягкий продукт без выраженной отдушки и используйте его только на вульве. Надписи «интимный», «женский» или «поддерживает pH» не гарантируют хорошей переносимости.</w:t>
+        <w:t>Чего не должно делать средство</w:t>
+      </w:r>
+    </w:p>
+    <w:p>
+      <w:pPr>
+        <w:pStyle w:val="Основной текст A"/>
+        <w:spacing w:after="210"/>
+      </w:pPr>
+      <w:r>
+        <w:rPr>
+          <w:color w:val="000000"/>
+        </w:rPr>
+        <w:t>Средство не должно маскировать новый неприятный запах. Дезодоранты, ароматизированные спреи, эфирные масла и парфюмированные порошки могут раздражать кожу и мешать оценить причину симптома. Антисептик также не подходит для ежедневного ухода: он действует не избирательно — не только на тот микроорганизм, который кажется причиной симптомов. Кроме того, по одному симптому невозможно определить, какое состояние нужно лечить.</w:t>
       </w:r>
     </w:p>
     <w:p>
@@ -3479,19 +3615,19 @@
           <w:color w:val="000000"/>
           <w:sz w:val="24"/>
         </w:rPr>
-        <w:t>Чего не должно делать средство</w:t>
-      </w:r>
-    </w:p>
-    <w:p>
-      <w:pPr>
-        <w:pStyle w:val="Основной текст A"/>
-        <w:spacing w:after="210"/>
-      </w:pPr>
-      <w:r>
-        <w:rPr>
-          <w:color w:val="000000"/>
-        </w:rPr>
-        <w:t>Средство не должно маскировать новый неприятный запах. Дезодоранты, ароматизированные спреи, эфирные масла и парфюмированные порошки могут раздражать кожу и мешать оценить причину симптома. Антисептик также не подходит для ежедневного ухода: он действует не избирательно — не только на тот микроорганизм, который кажется причиной симптомов. Кроме того, по одному симптому невозможно определить, какое состояние нужно лечить.</w:t>
+        <w:t>Лечебные средства по назначению врача</w:t>
+      </w:r>
+    </w:p>
+    <w:p>
+      <w:pPr>
+        <w:pStyle w:val="Основной текст A"/>
+        <w:spacing w:after="210"/>
+      </w:pPr>
+      <w:r>
+        <w:rPr>
+          <w:color w:val="000000"/>
+        </w:rPr>
+        <w:t>Если врач назначил лечебное наружное средство, уточните, куда именно его наносить, как часто и сколько дней. Одной пометки «наружно» недостаточно: препарат для кожи вульвы не обязательно предназначен для введения во влагалище. Обычный косметический продукт и лекарственная форма могут выглядеть похоже, но решают разные задачи.</w:t>
       </w:r>
     </w:p>
     <w:p>
@@ -3505,19 +3641,19 @@
           <w:color w:val="000000"/>
           <w:sz w:val="24"/>
         </w:rPr>
-        <w:t>Лечебные средства по назначению врача</w:t>
-      </w:r>
-    </w:p>
-    <w:p>
-      <w:pPr>
-        <w:pStyle w:val="Основной текст A"/>
-        <w:spacing w:after="210"/>
-      </w:pPr>
-      <w:r>
-        <w:rPr>
-          <w:color w:val="000000"/>
-        </w:rPr>
-        <w:t>Если врач назначил лечебное наружное средство, уточните, куда именно его наносить, как часто и сколько дней. Одной пометки «наружно» недостаточно: препарат для кожи вульвы не обязательно предназначен для введения во влагалище. Обычный косметический продукт и лекарственная форма могут выглядеть похоже, но решают разные задачи.</w:t>
+        <w:t>Как вводить новое средство</w:t>
+      </w:r>
+    </w:p>
+    <w:p>
+      <w:pPr>
+        <w:pStyle w:val="Основной текст A"/>
+        <w:spacing w:after="210"/>
+      </w:pPr>
+      <w:r>
+        <w:rPr>
+          <w:color w:val="000000"/>
+        </w:rPr>
+        <w:t>Новые средства лучше вводить по одному. Если одновременно заменить гель, салфетки, прокладки и стиральный порошок, определить причину раздражения будет трудно. Если средство вызывает сухость, жжение, зуд, выраженный отёк или сыпь, прекратите его использовать независимо от маркировки. Если жжение не проходит вскоре после смывания либо симптомы сохраняются, нужна оценка врача, даже если на упаковке написано «гипоаллергенно».</w:t>
       </w:r>
     </w:p>
     <w:p>
@@ -3531,19 +3667,7 @@
           <w:color w:val="000000"/>
           <w:sz w:val="24"/>
         </w:rPr>
-        <w:t>Как вводить новое средство</w:t>
-      </w:r>
-    </w:p>
-    <w:p>
-      <w:pPr>
-        <w:pStyle w:val="Основной текст A"/>
-        <w:spacing w:after="210"/>
-      </w:pPr>
-      <w:r>
-        <w:rPr>
-          <w:color w:val="000000"/>
-        </w:rPr>
-        <w:t>Новые средства лучше вводить по одному. Если одновременно заменить гель, салфетки, прокладки и стиральный порошок, определить причину раздражения будет трудно. Если средство вызывает сухость, жжение, зуд, выраженный отёк или сыпь, прекратите его использовать независимо от маркировки. Если жжение не проходит вскоре после смывания либо симптомы сохраняются, нужна оценка врача, даже если на упаковке написано «гипоаллергенно».</w:t>
+        <w:t>5.12. Спринцевания, салфетки и прокладки: что можно, а что вредит</w:t>
       </w:r>
     </w:p>
     <w:p>
@@ -3557,19 +3681,19 @@
           <w:color w:val="000000"/>
           <w:sz w:val="24"/>
         </w:rPr>
-        <w:t>pH и маркировка</w:t>
-      </w:r>
-    </w:p>
-    <w:p>
-      <w:pPr>
-        <w:pStyle w:val="Основной текст A"/>
-        <w:spacing w:after="210"/>
-      </w:pPr>
-      <w:r>
-        <w:rPr>
-          <w:color w:val="000000"/>
-        </w:rPr>
-        <w:t>Кислотность влагалища и переносимость средства кожей вульвы — не одно и то же. Продукт с рекламируемым «правильным pH» всё равно может содержать отдушку или другой раздражающий компонент. И наоборот, отсутствие специальной интимной маркировки не делает мягкое средство автоматически неподходящим для наружной кожи. Главные ориентиры — понятный состав, отсутствие необходимости вводить продукт внутрь и отсутствие неприятной реакции.</w:t>
+        <w:t>Спринцевания</w:t>
+      </w:r>
+    </w:p>
+    <w:p>
+      <w:pPr>
+        <w:pStyle w:val="Основной текст A"/>
+        <w:spacing w:after="210"/>
+      </w:pPr>
+      <w:r>
+        <w:rPr>
+          <w:color w:val="000000"/>
+        </w:rPr>
+        <w:t>Спринцевание — это введение воды или раствора во влагалище с целью «промывания». Оно не очищает матку, не лечит инфекцию и не устраняет причину выделений. Напротив, вмешательство меняет влагалищную среду, может усиливать раздражение и связано с повышением риска бактериального вагиноза. Спринцевания и введение антисептических растворов без назначения врача во время беременности не применяют. ВОЗ</w:t>
       </w:r>
     </w:p>
     <w:p>
@@ -3583,7 +3707,19 @@
           <w:color w:val="000000"/>
           <w:sz w:val="24"/>
         </w:rPr>
-        <w:t>5.12. Спринцевания, салфетки и прокладки: что можно, а что вредит</w:t>
+        <w:t>Влажные салфетки</w:t>
+      </w:r>
+    </w:p>
+    <w:p>
+      <w:pPr>
+        <w:pStyle w:val="Основной текст A"/>
+        <w:spacing w:after="210"/>
+      </w:pPr>
+      <w:r>
+        <w:rPr>
+          <w:color w:val="000000"/>
+        </w:rPr>
+        <w:t>Влажные салфетки могут быть удобны в дороге, когда воды временно нет, но для ежедневного ухода они не обязательны. Отдушки, консерванты и частое трение иногда вызывают контактное раздражение. Используйте салфетку только для наружной кожи, не вводите её во влагалище. Если после применения появляется жжение, откажитесь от этого продукта.</w:t>
       </w:r>
     </w:p>
     <w:p>
@@ -3597,19 +3733,31 @@
           <w:color w:val="000000"/>
           <w:sz w:val="24"/>
         </w:rPr>
-        <w:t>Спринцевания</w:t>
-      </w:r>
-    </w:p>
-    <w:p>
-      <w:pPr>
-        <w:pStyle w:val="Основной текст A"/>
-        <w:spacing w:after="210"/>
-      </w:pPr>
-      <w:r>
-        <w:rPr>
-          <w:color w:val="000000"/>
-        </w:rPr>
-        <w:t>Спринцевание — это введение воды или раствора во влагалище с целью «промывания». Оно не очищает матку, не лечит инфекцию и не устраняет причину выделений. Напротив, вмешательство меняет влагалищную среду, может усиливать раздражение и связано с повышением риска бактериального вагиноза. Спринцевания и введение антисептических растворов без назначения врача во время беременности не применяют. ВОЗ</w:t>
+        <w:t>Ежедневные прокладки</w:t>
+      </w:r>
+    </w:p>
+    <w:p>
+      <w:pPr>
+        <w:pStyle w:val="Основной текст A"/>
+        <w:spacing w:after="210"/>
+      </w:pPr>
+      <w:r>
+        <w:rPr>
+          <w:color w:val="000000"/>
+        </w:rPr>
+        <w:t>Полного запрета на ежедневные прокладки нет. Они могут защищать бельё при более обильных выделениях, однако способны удерживать влагу и усиливать трение. Выбирайте неароматизированные прокладки и меняйте их по мере увлажнения. Если кожа под ними зудит, краснеет или мокнет, откажитесь от постоянного ношения и чаще меняйте бельё. Прокладка не должна становиться способом неделями наблюдать за возможным подтеканием вод.</w:t>
+      </w:r>
+    </w:p>
+    <w:p>
+      <w:pPr>
+        <w:pStyle w:val="Основной текст A"/>
+        <w:spacing w:after="210"/>
+      </w:pPr>
+      <w:r>
+        <w:rPr>
+          <w:color w:val="000000"/>
+        </w:rPr>
+        <w:t>Частая смена прокладки не лечит причину выделений, но помогает коже меньше контактировать с влагой. Если прокладка нужна постоянно из-за резко возросшего количества отделяемого, это уже повод оценить сами выделения. Ароматизированный вариант может скрывать запах, который был бы полезен для описания врачу, и одновременно усиливать раздражение.</w:t>
       </w:r>
     </w:p>
     <w:p>
@@ -3623,19 +3771,19 @@
           <w:color w:val="000000"/>
           <w:sz w:val="24"/>
         </w:rPr>
-        <w:t>Влажные салфетки</w:t>
-      </w:r>
-    </w:p>
-    <w:p>
-      <w:pPr>
-        <w:pStyle w:val="Основной текст A"/>
-        <w:spacing w:after="210"/>
-      </w:pPr>
-      <w:r>
-        <w:rPr>
-          <w:color w:val="000000"/>
-        </w:rPr>
-        <w:t>Влажные салфетки могут быть удобны в дороге, когда воды временно нет, но для ежедневного ухода они не обязательны. Отдушки, консерванты и частое трение иногда вызывают контактное раздражение. Используйте салфетку только для наружной кожи, не вводите её во влагалище. Если после применения появляется жжение, откажитесь от этого продукта.</w:t>
+        <w:t>Тампоны</w:t>
+      </w:r>
+    </w:p>
+    <w:p>
+      <w:pPr>
+        <w:pStyle w:val="Основной текст A"/>
+        <w:spacing w:after="210"/>
+      </w:pPr>
+      <w:r>
+        <w:rPr>
+          <w:color w:val="000000"/>
+        </w:rPr>
+        <w:t>Тампоны не используют для впитывания необычных выделений или проверки подтекания жидкости. Они скрывают количество отделяемого и находятся внутри влагалища. Что делать при подозрении на подтекание, описано в разделе 5.14.</w:t>
       </w:r>
     </w:p>
     <w:p>
@@ -3649,19 +3797,7 @@
           <w:color w:val="000000"/>
           <w:sz w:val="24"/>
         </w:rPr>
-        <w:t>Ежедневные прокладки</w:t>
-      </w:r>
-    </w:p>
-    <w:p>
-      <w:pPr>
-        <w:pStyle w:val="Основной текст A"/>
-        <w:spacing w:after="210"/>
-      </w:pPr>
-      <w:r>
-        <w:rPr>
-          <w:color w:val="000000"/>
-        </w:rPr>
-        <w:t>Полного запрета на ежедневные прокладки нет. Они могут защищать бельё при более обильных выделениях, однако способны удерживать влагу и усиливать трение. Выбирайте неароматизированные прокладки и меняйте их по мере увлажнения. Если кожа под ними зудит, краснеет или мокнет, откажитесь от постоянного ношения и чаще меняйте бельё. Прокладка не должна становиться способом неделями наблюдать за возможным подтеканием вод.</w:t>
+        <w:t>5.13. Зуд, запах и боль в интимной зоне: как понять причину</w:t>
       </w:r>
     </w:p>
     <w:p>
@@ -3675,31 +3811,19 @@
           <w:color w:val="000000"/>
           <w:sz w:val="24"/>
         </w:rPr>
-        <w:t>Тампоны</w:t>
-      </w:r>
-    </w:p>
-    <w:p>
-      <w:pPr>
-        <w:pStyle w:val="Основной текст A"/>
-        <w:spacing w:after="210"/>
-      </w:pPr>
-      <w:r>
-        <w:rPr>
-          <w:color w:val="000000"/>
-        </w:rPr>
-        <w:t>Тампоны не используют для впитывания необычных выделений или проверки подтекания жидкости. Они скрывают количество отделяемого и находятся внутри влагалища. Что делать при подозрении на подтекание, описано в разделе 5.14.</w:t>
-      </w:r>
-    </w:p>
-    <w:p>
-      <w:pPr>
-        <w:pStyle w:val="Основной текст A"/>
-        <w:spacing w:after="210"/>
-      </w:pPr>
-      <w:r>
-        <w:rPr>
-          <w:color w:val="000000"/>
-        </w:rPr>
-        <w:t>Частая смена прокладки не лечит причину выделений, но помогает коже меньше контактировать с влагой. Если прокладка нужна постоянно из-за резко возросшего количества отделяемого, это уже повод оценить сами выделения. Ароматизированный вариант может скрывать запах, который был бы полезен для описания врачу, и одновременно усиливать раздражение.</w:t>
+        <w:t>Почему по внешнему виду нельзя определить причину</w:t>
+      </w:r>
+    </w:p>
+    <w:p>
+      <w:pPr>
+        <w:pStyle w:val="Основной текст A"/>
+        <w:spacing w:after="210"/>
+      </w:pPr>
+      <w:r>
+        <w:rPr>
+          <w:color w:val="000000"/>
+        </w:rPr>
+        <w:t>Изменение выделений не всегда означает инфекцию, а инфекцию невозможно надёжно определить только по внешнему виду. Один и тот же симптом встречается при разных состояниях. Кроме того, раздражение наружной кожи от мыла, прокладок или тесного белья может сочетаться с обычными влагалищными выделениями и создавать впечатление, что проблема обязательно находится внутри.</w:t>
       </w:r>
     </w:p>
     <w:p>
@@ -3713,7 +3837,19 @@
           <w:color w:val="000000"/>
           <w:sz w:val="24"/>
         </w:rPr>
-        <w:t>5.13. Зуд, запах и боль в интимной зоне: как понять причину</w:t>
+        <w:t>Типичные сочетания и что они означают</w:t>
+      </w:r>
+    </w:p>
+    <w:p>
+      <w:pPr>
+        <w:pStyle w:val="Основной текст A"/>
+        <w:spacing w:after="210"/>
+      </w:pPr>
+      <w:r>
+        <w:rPr>
+          <w:color w:val="000000"/>
+        </w:rPr>
+        <w:t>Белые густые или творожистые выделения вместе с выраженным зудом и покраснением бывают при кандидозе (молочнице). Сероватые выделения с новым резким запахом могут встречаться при бактериальном вагинозе. Жёлтые или зеленоватые выделения, боль и жжение при мочеиспускании могут сопровождать другие инфекции, в том числе передаваемые половым путём. Эти сочетания помогают понять, что нужна проверка, но не заменяют диагноз. Даже если в прошлом симптомы выглядели похоже, причина в текущий раз может оказаться другой.</w:t>
       </w:r>
     </w:p>
     <w:p>
@@ -3727,58 +3863,6 @@
           <w:color w:val="000000"/>
           <w:sz w:val="24"/>
         </w:rPr>
-        <w:t>Почему по внешнему виду нельзя определить причину</w:t>
-      </w:r>
-    </w:p>
-    <w:p>
-      <w:pPr>
-        <w:pStyle w:val="Основной текст A"/>
-        <w:spacing w:after="210"/>
-      </w:pPr>
-      <w:r>
-        <w:rPr>
-          <w:color w:val="000000"/>
-        </w:rPr>
-        <w:t>Изменение выделений не всегда означает инфекцию, а инфекцию невозможно надёжно определить только по внешнему виду. Один и тот же симптом встречается при разных состояниях. Кроме того, раздражение наружной кожи от мыла, прокладок или тесного белья может сочетаться с обычными влагалищными выделениями и создавать впечатление, что проблема обязательно находится внутри.</w:t>
-      </w:r>
-    </w:p>
-    <w:p>
-      <w:pPr>
-        <w:pStyle w:val="Основной текст A"/>
-        <w:spacing w:after="105" w:before="315"/>
-      </w:pPr>
-      <w:r>
-        <w:rPr>
-          <w:b/>
-          <w:color w:val="000000"/>
-          <w:sz w:val="24"/>
-        </w:rPr>
-        <w:t>Типичные сочетания и что они означают</w:t>
-      </w:r>
-    </w:p>
-    <w:p>
-      <w:pPr>
-        <w:pStyle w:val="Основной текст A"/>
-        <w:spacing w:after="210"/>
-      </w:pPr>
-      <w:r>
-        <w:rPr>
-          <w:color w:val="000000"/>
-        </w:rPr>
-        <w:t>Белые густые или творожистые выделения вместе с выраженным зудом и покраснением бывают при кандидозе (молочнице). Сероватые выделения с новым резким запахом могут встречаться при бактериальном вагинозе. Жёлтые или зеленоватые выделения, боль и жжение при мочеиспускании могут сопровождать другие инфекции, в том числе передаваемые половым путём. Эти сочетания помогают понять, что нужна проверка, но не заменяют диагноз. Даже если в прошлом симптомы выглядели похоже, причина в текущий раз может оказаться другой.</w:t>
-      </w:r>
-    </w:p>
-    <w:p>
-      <w:pPr>
-        <w:pStyle w:val="Основной текст A"/>
-        <w:spacing w:after="105" w:before="315"/>
-      </w:pPr>
-      <w:r>
-        <w:rPr>
-          <w:b/>
-          <w:color w:val="000000"/>
-          <w:sz w:val="24"/>
-        </w:rPr>
         <w:t>Чего не делают самостоятельно</w:t>
       </w:r>
     </w:p>
@@ -3791,7 +3875,7 @@
         <w:rPr>
           <w:color w:val="000000"/>
         </w:rPr>
-        <w:t>Не начинайте самостоятельно использовать свечи, антибиотики, противогрибковые препараты или антисептики, оставшиеся после прежнего лечения. Во время беременности выбор зависит не только от действующего вещества, но и от формы препарата, срока применения и подтверждённой причины симптомов. Неподходящее средство способно временно изменить проявления, не решить проблему и затруднить диагностику.</w:t>
+        <w:t>Не начинайте самостоятельно использовать свечи, антибиотики, противогрибковые препараты или антисептики, оставшиеся после прежнего лечения. Это не значит, что во время беременности не лечат: молочницу и другие причины выделений лечат и сейчас, но средство подбирает врач. При подозрении на молочницу беременным советуют не лечиться самостоятельно, а обратиться к врачу, даже если безрецептурное средство продаётся свободно. NHS Во время беременности выбор зависит не только от действующего вещества, но и от формы препарата, срока применения и подтверждённой причины симптомов. Неподходящее средство способно временно изменить проявления, не решить проблему и затруднить диагностику.</w:t>
       </w:r>
     </w:p>
     <w:p>
@@ -4027,7 +4111,7 @@
         <w:rPr>
           <w:color w:val="000000"/>
         </w:rPr>
-        <w:t>Если за время ожидания появятся температура, боль внизу живота, кровь или постоянная водянистая жидкость, ждать приёма уже не нужно — как действовать, описано в следующем разделе. British Association of Dermatologists, Leeds Teaching Hospitals NHS Trust</w:t>
+        <w:t>Если за время ожидания появятся температура, боль внизу живота, выраженная болезненность, кровь или постоянная водянистая жидкость, ждать приёма уже не нужно — как действовать, описано в разделе 5.14. British Association of Dermatologists, Leeds Teaching Hospitals NHS Trust</w:t>
       </w:r>
     </w:p>
     <w:p>
@@ -4053,19 +4137,19 @@
         <w:rPr>
           <w:color w:val="000000"/>
         </w:rPr>
-        <w:t>Боль при мочеиспускании, частые болезненные позывы, температура или боль в боку могут быть связаны уже не с гигиеной, а с инфекцией мочевых путей. Пока причина выделений не установлена, вопрос о половых контактах стоит задать на приёме: ответ зависит от того, что именно найдут, и от того, нужно ли обследовать партнёра. Боль при сексуальном контакте и вопросы смазки подробнее рассматриваются в Теме 4, а обследование и профилактика инфекций — в Теме 9.</w:t>
-      </w:r>
-    </w:p>
-    <w:p>
-      <w:pPr>
-        <w:pStyle w:val="Основной текст A"/>
-        <w:spacing w:after="210"/>
-      </w:pPr>
-      <w:r>
-        <w:rPr>
-          <w:color w:val="000000"/>
-        </w:rPr>
-        <w:t>Если неприятный запах или выделения сохраняются без боли и общего ухудшения состояния, обычно нужна консультация в ближайшее время, а не экстренный вызов помощи. Температура, боль внизу живота, выраженная болезненность, кровянистые или непрерывные водянистые выделения требуют более срочного обращения — об этом следующий раздел.</w:t>
+        <w:t>Боль при мочеиспускании, частые болезненные позывы, температура или боль в боку могут быть связаны уже не с гигиеной, а с инфекцией мочевых путей. Во время беременности с такими симптомами к врачу нужно попасть срочно, не дожидаясь планового приёма. Особенно не откладывайте, если поднялась температура, знобит, болит поясница под рёбрами или в моче появилась кровь. NHS Пока причина выделений не установлена, вопрос о половых контактах стоит задать на приёме: ответ зависит от того, что именно найдут, и от того, нужно ли обследовать партнёра. Боль при сексуальном контакте и вопросы смазки подробнее рассматриваются в Теме 4, а обследование и профилактика инфекций — в Теме 9.</w:t>
+      </w:r>
+    </w:p>
+    <w:p>
+      <w:pPr>
+        <w:pStyle w:val="Основной текст A"/>
+        <w:spacing w:after="210"/>
+      </w:pPr>
+      <w:r>
+        <w:rPr>
+          <w:color w:val="000000"/>
+        </w:rPr>
+        <w:t>Если неприятный запах или выделения сохраняются без боли и общего ухудшения состояния, обычно нужна консультация в ближайшее время, а не экстренный вызов помощи.</w:t>
       </w:r>
     </w:p>
     <w:p>
@@ -4118,6 +4202,18 @@
           <w:sz w:val="24"/>
         </w:rPr>
         <w:t>Связаться с врачом в ближайшее время</w:t>
+      </w:r>
+    </w:p>
+    <w:p>
+      <w:pPr>
+        <w:pStyle w:val="Основной текст A"/>
+        <w:spacing w:after="210"/>
+      </w:pPr>
+      <w:r>
+        <w:rPr>
+          <w:color w:val="000000"/>
+        </w:rPr>
+        <w:t>Такие ситуации не обязательно опасны, но беременность не должна становиться причиной отложить обычную диагностику.</w:t>
       </w:r>
     </w:p>
     <w:p>
@@ -4251,18 +4347,6 @@
         <w:rPr>
           <w:color w:val="000000"/>
         </w:rPr>
-        <w:t>Такие ситуации не обязательно опасны, но беременность не должна становиться причиной отложить обычную диагностику.</w:t>
-      </w:r>
-    </w:p>
-    <w:p>
-      <w:pPr>
-        <w:pStyle w:val="Основной текст A"/>
-        <w:spacing w:after="210"/>
-      </w:pPr>
-      <w:r>
-        <w:rPr>
-          <w:color w:val="000000"/>
-        </w:rPr>
         <w:t>Не откладывать обращение нужно при таких признаках:</w:t>
       </w:r>
     </w:p>
@@ -4343,7 +4427,23 @@
         <w:rPr>
           <w:color w:val="000000"/>
         </w:rPr>
-        <w:t>необычные выделения вместе с болью, температурой или выраженным ухудшением самочувствия.</w:t>
+        <w:t>необычные выделения вместе с болью, температурой или выраженным ухудшением самочувствия;</w:t>
+      </w:r>
+    </w:p>
+    <w:p>
+      <w:pPr>
+        <w:pStyle w:val="Основной текст A"/>
+        <w:numPr>
+          <w:ilvl w:val="0"/>
+          <w:numId w:val="900"/>
+        </w:numPr>
+        <w:spacing w:after="60"/>
+      </w:pPr>
+      <w:r>
+        <w:rPr>
+          <w:color w:val="000000"/>
+        </w:rPr>
+        <w:t>боль или жжение при мочеиспускании, частые болезненные позывы — особенно с температурой, ознобом, болью в пояснице под рёбрами или кровью в моче.</w:t>
       </w:r>
     </w:p>
     <w:p>
@@ -4356,6 +4456,18 @@
           <w:color w:val="000000"/>
         </w:rPr>
         <w:t>Конкретный маршрут — консультация врача, акушерская служба или приёмное отделение — зависит от симптомов и доступной системы помощи.</w:t>
+      </w:r>
+    </w:p>
+    <w:p>
+      <w:pPr>
+        <w:pStyle w:val="Основной текст A"/>
+        <w:spacing w:after="210"/>
+      </w:pPr>
+      <w:r>
+        <w:rPr>
+          <w:color w:val="8B0000"/>
+        </w:rPr>
+        <w:t>[ОТ РЕДАКТОРА: требуется точная метрика, в источниках отсутствует. Уровни «в ближайшее время» и «не откладывать» не говорят читательнице, сегодня это или на этой неделе. В Теме 2 для той же функции используется «в тот же день». Нужен срок от врача-рецензента для каждого уровня; тогда он же войдёт в третий столбец навигатора.]</w:t>
       </w:r>
     </w:p>
     <w:p>
@@ -4859,6 +4971,62 @@
                 <w:color w:val="000000"/>
                 <w:sz w:val="19"/>
               </w:rPr>
+              <w:t>Боль или жжение при мочеиспускании; тем более с температурой, ознобом, болью в пояснице или кровью в моче</w:t>
+            </w:r>
+          </w:p>
+        </w:tc>
+        <w:tc>
+          <w:tcPr>
+            <w:tcW w:type="dxa" w:w="3170"/>
+          </w:tcPr>
+          <w:p>
+            <w:pPr>
+              <w:pStyle w:val="Основной текст A"/>
+              <w:spacing w:after="40"/>
+            </w:pPr>
+            <w:r>
+              <w:rPr>
+                <w:color w:val="000000"/>
+                <w:sz w:val="19"/>
+              </w:rPr>
+              <w:t>—</w:t>
+            </w:r>
+          </w:p>
+        </w:tc>
+        <w:tc>
+          <w:tcPr>
+            <w:tcW w:type="dxa" w:w="3170"/>
+          </w:tcPr>
+          <w:p>
+            <w:pPr>
+              <w:pStyle w:val="Основной текст A"/>
+              <w:spacing w:after="40"/>
+            </w:pPr>
+            <w:r>
+              <w:rPr>
+                <w:color w:val="000000"/>
+                <w:sz w:val="19"/>
+              </w:rPr>
+              <w:t>Врач, срочно, не дожидаясь планового приёма</w:t>
+            </w:r>
+          </w:p>
+        </w:tc>
+      </w:tr>
+      <w:tr>
+        <w:tc>
+          <w:tcPr>
+            <w:tcW w:type="dxa" w:w="3170"/>
+          </w:tcPr>
+          <w:p>
+            <w:pPr>
+              <w:pStyle w:val="Основной текст A"/>
+              <w:spacing w:after="40"/>
+            </w:pPr>
+            <w:r>
+              <w:rPr>
+                <w:color w:val="000000"/>
+                <w:sz w:val="19"/>
+              </w:rPr>
               <w:t>Подозрение на подтекание вод</w:t>
             </w:r>
           </w:p>
@@ -5266,7 +5434,7 @@
         <w:rPr>
           <w:color w:val="000000"/>
         </w:rPr>
-        <w:t>Полный перечень акушерских тревожных симптомов и общий алгоритм срочности собраны в Разделе 0 и Теме 11. Для этой главы действует простое правило: если изменение сопровождается болью, температурой, кровью, постоянным подтеканием жидкости, быстрым распространением воспаления или общим ухудшением состояния, усиление гигиены не является следующим шагом.</w:t>
+        <w:t>Полный перечень акушерских тревожных симптомов и общий алгоритм срочности собраны в разделе 0 — навигаторе срочной помощи — и в Теме 11. Для этой главы действует простое правило: если изменение сопровождается болью, температурой, кровью, постоянным подтеканием жидкости, быстрым распространением воспаления или общим ухудшением состояния, усиление гигиены не является следующим шагом.</w:t>
       </w:r>
     </w:p>
     <w:p>
@@ -5292,103 +5460,103 @@
         <w:rPr>
           <w:color w:val="000000"/>
         </w:rPr>
-        <w:t>Беременность может изменить сухость, жирность, чувствительность, пигментацию и потливость кожи. Усиленное очищение не возвращает прежний гормональный фон и способно повредить защитный барьер.</w:t>
-      </w:r>
-    </w:p>
-    <w:p>
-      <w:pPr>
-        <w:pStyle w:val="Основной текст A"/>
-        <w:spacing w:after="210"/>
-      </w:pPr>
-      <w:r>
-        <w:rPr>
-          <w:color w:val="000000"/>
-        </w:rPr>
-        <w:t>Увлажняющие средства помогают при сухости и стянутости, но не гарантируют профилактику растяжек.</w:t>
-      </w:r>
-    </w:p>
-    <w:p>
-      <w:pPr>
-        <w:pStyle w:val="Основной текст A"/>
-        <w:spacing w:after="210"/>
-      </w:pPr>
-      <w:r>
-        <w:rPr>
-          <w:color w:val="000000"/>
-        </w:rPr>
-        <w:t>Стойкий сильный зуд без первичной сыпи, особенно на ладонях и подошвах, требует акушерской оценки. Нормальный первый анализ не исключает проблему, если зуд продолжается.</w:t>
-      </w:r>
-    </w:p>
-    <w:p>
-      <w:pPr>
-        <w:pStyle w:val="Основной текст A"/>
-        <w:spacing w:after="210"/>
-      </w:pPr>
-      <w:r>
-        <w:rPr>
-          <w:color w:val="000000"/>
-        </w:rPr>
-        <w:t>При выборе косметики обращайте внимание не только на надпись «для беременных», но и на действующее вещество, форму, площадь и цель применения. Ретиноиды во время беременности не применяют; если средство использовалось до того, как беременность стала известна, дальнейшее применение прекращают и обсуждают ситуацию с врачом без самостоятельных выводов.</w:t>
-      </w:r>
-    </w:p>
-    <w:p>
-      <w:pPr>
-        <w:pStyle w:val="Основной текст A"/>
-        <w:spacing w:after="210"/>
-      </w:pPr>
-      <w:r>
-        <w:rPr>
-          <w:color w:val="000000"/>
-        </w:rPr>
-        <w:t>Обычная водная процедура не должна приводить к перегреву, дурноте или головокружению. Очень горячую воду и длительное воздействие тепла ограничивают.</w:t>
-      </w:r>
-    </w:p>
-    <w:p>
-      <w:pPr>
-        <w:pStyle w:val="Основной текст A"/>
-        <w:spacing w:after="210"/>
-      </w:pPr>
-      <w:r>
-        <w:rPr>
-          <w:color w:val="000000"/>
-        </w:rPr>
-        <w:t>Удалять волосы перед родами по медицинским причинам не требуется; способ удаления выбирают по удобству и реакции кожи. Соски не нужно растирать, «закалять» или вытягивать — это не предотвращает трещины и может повредить кожу.</w:t>
-      </w:r>
-    </w:p>
-    <w:p>
-      <w:pPr>
-        <w:pStyle w:val="Основной текст A"/>
-        <w:spacing w:after="210"/>
-      </w:pPr>
-      <w:r>
-        <w:rPr>
-          <w:color w:val="000000"/>
-        </w:rPr>
-        <w:t>Влагалище не нуждается во внутреннем очищении. Уход относится к наружной зоне — вульве. Спринцевания и постоянное применение антисептиков не заменяют диагностику.</w:t>
-      </w:r>
-    </w:p>
-    <w:p>
-      <w:pPr>
-        <w:pStyle w:val="Основной текст A"/>
-        <w:spacing w:after="210"/>
-      </w:pPr>
-      <w:r>
-        <w:rPr>
-          <w:color w:val="000000"/>
-        </w:rPr>
-        <w:t>Выделений во время беременности может стать больше. Новый неприятный запах, необычный цвет, зуд, боль или жжение требуют выяснить причину, а не выбирать лечение по одному признаку.</w:t>
-      </w:r>
-    </w:p>
-    <w:p>
-      <w:pPr>
-        <w:pStyle w:val="Основной текст A"/>
-        <w:spacing w:after="210"/>
-      </w:pPr>
-      <w:r>
-        <w:rPr>
-          <w:color w:val="000000"/>
-        </w:rPr>
-        <w:t>При постоянном водянистом подтекании, крови, температуре, сильной боли, быстро распространяющемся воспалении или выраженном ухудшении самочувствия домашнего ухода недостаточно — нужна медицинская помощь.</w:t>
+        <w:t>1. Беременность может изменить сухость, жирность, чувствительность, пигментацию и потливость кожи. Усиленное очищение не возвращает прежний гормональный фон и способно повредить защитный барьер.</w:t>
+      </w:r>
+    </w:p>
+    <w:p>
+      <w:pPr>
+        <w:pStyle w:val="Основной текст A"/>
+        <w:spacing w:after="210"/>
+      </w:pPr>
+      <w:r>
+        <w:rPr>
+          <w:color w:val="000000"/>
+        </w:rPr>
+        <w:t>2. Увлажняющие средства помогают при сухости и стянутости, но не гарантируют профилактику растяжек.</w:t>
+      </w:r>
+    </w:p>
+    <w:p>
+      <w:pPr>
+        <w:pStyle w:val="Основной текст A"/>
+        <w:spacing w:after="210"/>
+      </w:pPr>
+      <w:r>
+        <w:rPr>
+          <w:color w:val="000000"/>
+        </w:rPr>
+        <w:t>3. Стойкий сильный зуд без первичной сыпи, особенно на ладонях и подошвах, требует акушерской оценки. Нормальный первый анализ не исключает проблему, если зуд продолжается.</w:t>
+      </w:r>
+    </w:p>
+    <w:p>
+      <w:pPr>
+        <w:pStyle w:val="Основной текст A"/>
+        <w:spacing w:after="210"/>
+      </w:pPr>
+      <w:r>
+        <w:rPr>
+          <w:color w:val="000000"/>
+        </w:rPr>
+        <w:t>4. При выборе косметики обращайте внимание не только на надпись «для беременных», но и на действующее вещество, форму, площадь и цель применения. Ретиноиды во время беременности не применяют; если средство использовалось до того, как беременность стала известна, дальнейшее применение прекращают и обсуждают ситуацию с врачом без самостоятельных выводов.</w:t>
+      </w:r>
+    </w:p>
+    <w:p>
+      <w:pPr>
+        <w:pStyle w:val="Основной текст A"/>
+        <w:spacing w:after="210"/>
+      </w:pPr>
+      <w:r>
+        <w:rPr>
+          <w:color w:val="000000"/>
+        </w:rPr>
+        <w:t>5. Обычная водная процедура не должна приводить к перегреву, дурноте или головокружению. Очень горячую воду и длительное воздействие тепла ограничивают.</w:t>
+      </w:r>
+    </w:p>
+    <w:p>
+      <w:pPr>
+        <w:pStyle w:val="Основной текст A"/>
+        <w:spacing w:after="210"/>
+      </w:pPr>
+      <w:r>
+        <w:rPr>
+          <w:color w:val="000000"/>
+        </w:rPr>
+        <w:t>6. Удалять волосы перед родами по медицинским причинам не требуется; способ удаления выбирают по удобству и реакции кожи. Соски не нужно растирать, «закалять» или вытягивать — это не предотвращает трещины и может повредить кожу.</w:t>
+      </w:r>
+    </w:p>
+    <w:p>
+      <w:pPr>
+        <w:pStyle w:val="Основной текст A"/>
+        <w:spacing w:after="210"/>
+      </w:pPr>
+      <w:r>
+        <w:rPr>
+          <w:color w:val="000000"/>
+        </w:rPr>
+        <w:t>7. Влагалище не нуждается во внутреннем очищении. Уход относится к наружной зоне — вульве. Спринцевания и постоянное применение антисептиков не заменяют диагностику.</w:t>
+      </w:r>
+    </w:p>
+    <w:p>
+      <w:pPr>
+        <w:pStyle w:val="Основной текст A"/>
+        <w:spacing w:after="210"/>
+      </w:pPr>
+      <w:r>
+        <w:rPr>
+          <w:color w:val="000000"/>
+        </w:rPr>
+        <w:t>8. Выделений во время беременности может стать больше. Новый неприятный запах, необычный цвет, зуд, боль или жжение требуют выяснить причину, а не выбирать лечение по одному признаку.</w:t>
+      </w:r>
+    </w:p>
+    <w:p>
+      <w:pPr>
+        <w:pStyle w:val="Основной текст A"/>
+        <w:spacing w:after="210"/>
+      </w:pPr>
+      <w:r>
+        <w:rPr>
+          <w:color w:val="000000"/>
+        </w:rPr>
+        <w:t>9. При постоянном водянистом подтекании, крови, температуре, сильной боли, быстро распространяющемся воспалении или выраженном ухудшении самочувствия домашнего ухода недостаточно — нужна медицинская помощь.</w:t>
       </w:r>
     </w:p>
     <w:p>
@@ -5799,6 +5967,54 @@
           <w:color w:val="000000"/>
         </w:rPr>
         <w:t>American Academy of Dermatology — How to apply sunscreen.</w:t>
+      </w:r>
+    </w:p>
+    <w:p>
+      <w:pPr>
+        <w:pStyle w:val="Основной текст A"/>
+        <w:spacing w:after="210"/>
+      </w:pPr>
+      <w:r>
+        <w:rPr>
+          <w:color w:val="000000"/>
+        </w:rPr>
+        <w:t>UKTIS / BUMPS — Sunbeds/tanning booths (2016).</w:t>
+      </w:r>
+    </w:p>
+    <w:p>
+      <w:pPr>
+        <w:pStyle w:val="Основной текст A"/>
+        <w:spacing w:after="210"/>
+      </w:pPr>
+      <w:r>
+        <w:rPr>
+          <w:color w:val="000000"/>
+        </w:rPr>
+        <w:t>NHS — Thrush.</w:t>
+      </w:r>
+    </w:p>
+    <w:p>
+      <w:pPr>
+        <w:pStyle w:val="Основной текст A"/>
+        <w:spacing w:after="210"/>
+      </w:pPr>
+      <w:r>
+        <w:rPr>
+          <w:color w:val="000000"/>
+        </w:rPr>
+        <w:t>NHS — Urinary tract infections (UTIs).</w:t>
+      </w:r>
+    </w:p>
+    <w:p>
+      <w:pPr>
+        <w:pStyle w:val="Основной текст A"/>
+        <w:spacing w:after="210"/>
+      </w:pPr>
+      <w:r>
+        <w:rPr>
+          <w:color w:val="000000"/>
+        </w:rPr>
+        <w:t>Tommy's — Intrahepatic cholestasis of pregnancy (со ссылкой на RCOG Green-top Guideline No. 43, 2022).</w:t>
       </w:r>
     </w:p>
     <w:sectPr>

--- a/themes/theme-5/theme 5 draft.docx
+++ b/themes/theme-5/theme 5 draft.docx
@@ -1187,7 +1187,7 @@
         <w:rPr>
           <w:color w:val="000000"/>
         </w:rPr>
-        <w:t>После душа и после того, как вспотели, просушивайте складку до конца. Пока внутри остаётся влага, раздражение возвращается, чем бы вы кожу ни мазали. Складку под животом или под грудью, до которой трудно дотянуться полотенцем, можно досушить феном на холодном воздухе. Когда коже нужна защита, наносите одно барьерное средство. Если наносить один поверх другого жирный крем, тальк и антисептик, получается плёнка, которая удерживает влагу и может дополнительно раздражать кожу. Поэтому такое сочетание и не работает. Если складка сухая, трение уменьшено, а покраснение держится или растёт, лечение подбирают по причине: она бывает грибковой, бактериальной или воспалительной, и средства в этих случаях разные. Причину устанавливает врач. DermNet</w:t>
+        <w:t>После душа и после того, как вспотели, просушивайте складку до конца. Пока внутри остаётся влага, раздражение возвращается, чем бы вы кожу ни мазали. Складку под животом или под грудью, до которой трудно дотянуться полотенцем, можно досушить феном на холодном воздухе. Когда коже нужна защита, наносите одно барьерное средство — например, пасту с оксидом цинка (цинковую пасту). Если наносить один поверх другого жирный крем, тальк и антисептик, получается плёнка, которая удерживает влагу и может дополнительно раздражать кожу. Поэтому такое сочетание и не работает. Если складка сухая, трение уменьшено, а покраснение держится или растёт, лечение подбирают по причине: она бывает грибковой, бактериальной или воспалительной, и средства в этих случаях разные. Причину устанавливает врач. DermNet</w:t>
       </w:r>
     </w:p>
     <w:p>
@@ -1211,7 +1211,7 @@
         <w:rPr>
           <w:color w:val="8B0000"/>
         </w:rPr>
-        <w:t>[ПРОВЕРИТЬ] конкретное барьерное средство для складок при беременности — в источниках названо только общее правило, без действующего вещества. Вопрос врачу-консультанту.</w:t>
+        <w:t>[ПРОВЕРИТЬ] барьерное средство для складок — пример «паста с оксидом цинка» внесён 22.09.2026 по DermNet (Intertrigo): «Zinc oxide paste can be used for napkin dermatitis or incontinence-associated irritant contact dermatitis». Источник называет пасту для раздражения кожи от влаги, но не для складок у беременных прямо. Требуется подтверждение врача-рецензента.</w:t>
       </w:r>
     </w:p>
     <w:p>
@@ -1471,7 +1471,7 @@
         <w:rPr>
           <w:color w:val="000000"/>
         </w:rPr>
-        <w:t>При подозрении на холестаз наружного крема недостаточно. Нужно как можно скорее, не дожидаясь очередного планового визита, связаться с акушером-гинекологом: врач оценит симптомы и назначит анализ на общие желчные кислоты и показатели работы печени. Сама по себе интенсивность зуда не показывает, насколько состояние опасно для ребёнка; решения принимают с учётом симптомов, срока беременности и результатов обследования.</w:t>
+        <w:t>При подозрении на холестаз наружного крема недостаточно. Связаться с акушером-гинекологом или акушерской службой нужно в тот же день, не дожидаясь очередного планового визита: врач оценит симптомы и назначит анализ на общие желчные кислоты и показатели работы печени. Сама по себе интенсивность зуда не показывает, насколько состояние опасно для ребёнка; решения принимают с учётом симптомов, срока беременности и результатов обследования. NHS</w:t>
       </w:r>
     </w:p>
     <w:p>
@@ -4193,6 +4193,18 @@
     <w:p>
       <w:pPr>
         <w:pStyle w:val="Основной текст A"/>
+        <w:spacing w:after="210"/>
+      </w:pPr>
+      <w:r>
+        <w:rPr>
+          <w:color w:val="000000"/>
+        </w:rPr>
+        <w:t>Сроки здесь означают следующее. «В ближайшее время» — записаться на обычный приём, как только заметили изменение, а не ждать следующего планового визита или родов. «Не откладывать» — связаться с врачом в тот же день. «Сразу» — звонить немедленно, в любое время суток. NHS</w:t>
+      </w:r>
+    </w:p>
+    <w:p>
+      <w:pPr>
+        <w:pStyle w:val="Основной текст A"/>
         <w:spacing w:after="105" w:before="315"/>
       </w:pPr>
       <w:r>
@@ -4467,7 +4479,7 @@
         <w:rPr>
           <w:color w:val="8B0000"/>
         </w:rPr>
-        <w:t>[ОТ РЕДАКТОРА: требуется точная метрика, в источниках отсутствует. Уровни «в ближайшее время» и «не откладывать» не говорят читательнице, сегодня это или на этой неделе. В Теме 2 для той же функции используется «в тот же день». Нужен срок от врача-рецензента для каждого уровня; тогда он же войдёт в третий столбец навигатора.]</w:t>
+        <w:t>[ОТ РЕДАКТОРА: сроки уровней внесены 22.09.2026 по страницам NHS: зуд при подозрении на холестаз — «Get urgent medical help now»; болезненная горячая отёчная кожа — «Ask for an urgent GP appointment», с высокой температурой, ознобом, головокружением — 999/A&amp;E; признаки инфекции мочевых путей у беременной — «Ask for an urgent GP appointment»; кровь — «Contact your midwife or doctor immediately»; уплотнение в груди, выделения из соска, меняющаяся родинка — несрочная запись к врачу. Два пункта уровня «Не откладывать» источником не покрыты: покраснение груди с температурой (NHS для мастита вне кормления даёт несрочную запись, беременность отдельно не разбирает) и необычные выделения с болью и температурой (NHS даёт несрочный звонок акушерке при запахе, цвете, зуде; сочетание с температурой не разбирает). По этим двум строкам срок «в тот же день» нужно подтвердить врачу-рецензенту.]</w:t>
       </w:r>
     </w:p>
     <w:p>
@@ -4783,7 +4795,7 @@
                 <w:color w:val="000000"/>
                 <w:sz w:val="19"/>
               </w:rPr>
-              <w:t>Акушер-гинеколог, не дожидаясь планового визита</w:t>
+              <w:t>Акушер-гинеколог или акушерская служба, в тот же день</w:t>
             </w:r>
           </w:p>
         </w:tc>
@@ -4839,7 +4851,7 @@
                 <w:color w:val="000000"/>
                 <w:sz w:val="19"/>
               </w:rPr>
-              <w:t>Врач, не откладывать</w:t>
+              <w:t>Врач, в тот же день; при высокой температуре, ознобе, головокружении — экстренная помощь</w:t>
             </w:r>
           </w:p>
         </w:tc>
@@ -5007,7 +5019,7 @@
                 <w:color w:val="000000"/>
                 <w:sz w:val="19"/>
               </w:rPr>
-              <w:t>Врач, срочно, не дожидаясь планового приёма</w:t>
+              <w:t>Врач, срочно — в тот же день</w:t>
             </w:r>
           </w:p>
         </w:tc>
@@ -6003,6 +6015,42 @@
           <w:color w:val="000000"/>
         </w:rPr>
         <w:t>NHS — Urinary tract infections (UTIs).</w:t>
+      </w:r>
+    </w:p>
+    <w:p>
+      <w:pPr>
+        <w:pStyle w:val="Основной текст A"/>
+        <w:spacing w:after="210"/>
+      </w:pPr>
+      <w:r>
+        <w:rPr>
+          <w:color w:val="000000"/>
+        </w:rPr>
+        <w:t>NHS — Itching and intrahepatic cholestasis of pregnancy.</w:t>
+      </w:r>
+    </w:p>
+    <w:p>
+      <w:pPr>
+        <w:pStyle w:val="Основной текст A"/>
+        <w:spacing w:after="210"/>
+      </w:pPr>
+      <w:r>
+        <w:rPr>
+          <w:color w:val="000000"/>
+        </w:rPr>
+        <w:t>NHS — Cellulitis.</w:t>
+      </w:r>
+    </w:p>
+    <w:p>
+      <w:pPr>
+        <w:pStyle w:val="Основной текст A"/>
+        <w:spacing w:after="210"/>
+      </w:pPr>
+      <w:r>
+        <w:rPr>
+          <w:color w:val="000000"/>
+        </w:rPr>
+        <w:t>NHS — Breast lumps; Moles; Mastitis.</w:t>
       </w:r>
     </w:p>
     <w:p>
